--- a/Developers/Amrit_Niure_S396426/Documentatioin starting from Week 6.docx
+++ b/Developers/Amrit_Niure_S396426/Documentatioin starting from Week 6.docx
@@ -2243,10 +2243,121 @@
     </w:p>
     <w:p>
       <w:pPr>
+        <w:rPr>
+          <w:rFonts w:asciiTheme="majorHAnsi" w:hAnsiTheme="majorHAnsi"/>
+          <w:lang w:val="en-AU"/>
+        </w:rPr>
+      </w:pPr>
+    </w:p>
+    <w:p>
+      <w:pPr>
+        <w:rPr>
+          <w:rFonts w:asciiTheme="majorHAnsi" w:hAnsiTheme="majorHAnsi"/>
+          <w:lang w:val="en-AU"/>
+        </w:rPr>
+      </w:pPr>
+    </w:p>
+    <w:p>
+      <w:pPr>
+        <w:rPr>
+          <w:rFonts w:asciiTheme="majorHAnsi" w:hAnsiTheme="majorHAnsi"/>
+          <w:lang w:val="en-AU"/>
+        </w:rPr>
+      </w:pPr>
+    </w:p>
+    <w:p>
+      <w:pPr>
+        <w:rPr>
+          <w:rFonts w:asciiTheme="majorHAnsi" w:hAnsiTheme="majorHAnsi"/>
+          <w:lang w:val="en-AU"/>
+        </w:rPr>
+      </w:pPr>
+    </w:p>
+    <w:p>
+      <w:pPr>
+        <w:rPr>
+          <w:rFonts w:asciiTheme="majorHAnsi" w:hAnsiTheme="majorHAnsi"/>
+          <w:lang w:val="en-AU"/>
+        </w:rPr>
+      </w:pPr>
+    </w:p>
+    <w:p>
+      <w:pPr>
+        <w:rPr>
+          <w:rFonts w:asciiTheme="majorHAnsi" w:hAnsiTheme="majorHAnsi"/>
+          <w:lang w:val="en-AU"/>
+        </w:rPr>
+      </w:pPr>
+    </w:p>
+    <w:p>
+      <w:pPr>
+        <w:rPr>
+          <w:rFonts w:asciiTheme="majorHAnsi" w:hAnsiTheme="majorHAnsi"/>
+          <w:lang w:val="en-AU"/>
+        </w:rPr>
+      </w:pPr>
+    </w:p>
+    <w:p>
+      <w:pPr>
+        <w:rPr>
+          <w:rFonts w:asciiTheme="majorHAnsi" w:hAnsiTheme="majorHAnsi"/>
+          <w:lang w:val="en-AU"/>
+        </w:rPr>
+      </w:pPr>
+    </w:p>
+    <w:p>
+      <w:pPr>
+        <w:rPr>
+          <w:rFonts w:asciiTheme="majorHAnsi" w:hAnsiTheme="majorHAnsi"/>
+          <w:lang w:val="en-AU"/>
+        </w:rPr>
+      </w:pPr>
+    </w:p>
+    <w:p>
+      <w:pPr>
+        <w:rPr>
+          <w:rFonts w:asciiTheme="majorHAnsi" w:hAnsiTheme="majorHAnsi"/>
+          <w:lang w:val="en-AU"/>
+        </w:rPr>
+      </w:pPr>
+    </w:p>
+    <w:p>
+      <w:pPr>
+        <w:rPr>
+          <w:rFonts w:asciiTheme="majorHAnsi" w:hAnsiTheme="majorHAnsi"/>
+          <w:lang w:val="en-AU"/>
+        </w:rPr>
+      </w:pPr>
+    </w:p>
+    <w:p>
+      <w:pPr>
+        <w:rPr>
+          <w:rFonts w:asciiTheme="majorHAnsi" w:hAnsiTheme="majorHAnsi"/>
+          <w:lang w:val="en-AU"/>
+        </w:rPr>
+      </w:pPr>
+    </w:p>
+    <w:p>
+      <w:pPr>
+        <w:rPr>
+          <w:rFonts w:asciiTheme="majorHAnsi" w:hAnsiTheme="majorHAnsi"/>
+          <w:lang w:val="en-AU"/>
+        </w:rPr>
+      </w:pPr>
+    </w:p>
+    <w:p>
+      <w:pPr>
         <w:pStyle w:val="Heading1"/>
       </w:pPr>
       <w:r>
-        <w:t>Week 2 - Web API &amp; Frontend Basics</w:t>
+        <w:lastRenderedPageBreak/>
+        <w:t xml:space="preserve">Week </w:t>
+      </w:r>
+      <w:r>
+        <w:t>7</w:t>
+      </w:r>
+      <w:r>
+        <w:t xml:space="preserve"> - Web API &amp; Frontend Basics</w:t>
       </w:r>
     </w:p>
     <w:p>
@@ -2481,134 +2592,685 @@
         <w:pStyle w:val="Heading2"/>
       </w:pPr>
       <w:r>
+        <w:t>1.3 Controllers and attribute routing</w:t>
+      </w:r>
+    </w:p>
+    <w:p>
+      <w:pPr>
+        <w:pStyle w:val="ListBullet"/>
+        <w:rPr>
+          <w:rFonts w:asciiTheme="majorHAnsi" w:hAnsiTheme="majorHAnsi"/>
+        </w:rPr>
+      </w:pPr>
+      <w:r>
+        <w:rPr>
+          <w:rFonts w:asciiTheme="majorHAnsi" w:hAnsiTheme="majorHAnsi"/>
+        </w:rPr>
+        <w:t>A controller is a class ending in Controller, marked [</w:t>
+      </w:r>
+      <w:proofErr w:type="spellStart"/>
+      <w:r>
+        <w:rPr>
+          <w:rFonts w:asciiTheme="majorHAnsi" w:hAnsiTheme="majorHAnsi"/>
+        </w:rPr>
+        <w:t>ApiController</w:t>
+      </w:r>
+      <w:proofErr w:type="spellEnd"/>
+      <w:r>
+        <w:rPr>
+          <w:rFonts w:asciiTheme="majorHAnsi" w:hAnsiTheme="majorHAnsi"/>
+        </w:rPr>
+        <w:t xml:space="preserve">], deriving from </w:t>
+      </w:r>
+      <w:proofErr w:type="spellStart"/>
+      <w:r>
+        <w:rPr>
+          <w:rFonts w:asciiTheme="majorHAnsi" w:hAnsiTheme="majorHAnsi"/>
+        </w:rPr>
+        <w:t>ControllerBase</w:t>
+      </w:r>
+      <w:proofErr w:type="spellEnd"/>
+      <w:r>
+        <w:rPr>
+          <w:rFonts w:asciiTheme="majorHAnsi" w:hAnsiTheme="majorHAnsi"/>
+        </w:rPr>
+        <w:t xml:space="preserve"> for API-only behaviour.</w:t>
+      </w:r>
+    </w:p>
+    <w:p>
+      <w:pPr>
+        <w:pStyle w:val="ListBullet"/>
+        <w:rPr>
+          <w:rFonts w:asciiTheme="majorHAnsi" w:hAnsiTheme="majorHAnsi"/>
+        </w:rPr>
+      </w:pPr>
+      <w:r>
+        <w:rPr>
+          <w:rFonts w:asciiTheme="majorHAnsi" w:hAnsiTheme="majorHAnsi"/>
+        </w:rPr>
+        <w:t>[Route("</w:t>
+      </w:r>
+      <w:proofErr w:type="spellStart"/>
+      <w:r>
+        <w:rPr>
+          <w:rFonts w:asciiTheme="majorHAnsi" w:hAnsiTheme="majorHAnsi"/>
+        </w:rPr>
+        <w:t>api</w:t>
+      </w:r>
+      <w:proofErr w:type="spellEnd"/>
+      <w:r>
+        <w:rPr>
+          <w:rFonts w:asciiTheme="majorHAnsi" w:hAnsiTheme="majorHAnsi"/>
+        </w:rPr>
+        <w:t>/[controller]")] sets the base path and [</w:t>
+      </w:r>
+      <w:proofErr w:type="spellStart"/>
+      <w:r>
+        <w:rPr>
+          <w:rFonts w:asciiTheme="majorHAnsi" w:hAnsiTheme="majorHAnsi"/>
+        </w:rPr>
+        <w:t>HttpGet</w:t>
+      </w:r>
+      <w:proofErr w:type="spellEnd"/>
+      <w:r>
+        <w:rPr>
+          <w:rFonts w:asciiTheme="majorHAnsi" w:hAnsiTheme="majorHAnsi"/>
+        </w:rPr>
+        <w:t>("{id}")] style attributes bind each action to a verb and template.</w:t>
+      </w:r>
+    </w:p>
+    <w:p>
+      <w:pPr>
+        <w:pStyle w:val="ListBullet"/>
+        <w:rPr>
+          <w:rFonts w:asciiTheme="majorHAnsi" w:hAnsiTheme="majorHAnsi"/>
+        </w:rPr>
+      </w:pPr>
+      <w:r>
+        <w:rPr>
+          <w:rFonts w:asciiTheme="majorHAnsi" w:hAnsiTheme="majorHAnsi"/>
+        </w:rPr>
+        <w:t>[</w:t>
+      </w:r>
+      <w:proofErr w:type="spellStart"/>
+      <w:r>
+        <w:rPr>
+          <w:rFonts w:asciiTheme="majorHAnsi" w:hAnsiTheme="majorHAnsi"/>
+        </w:rPr>
+        <w:t>ApiController</w:t>
+      </w:r>
+      <w:proofErr w:type="spellEnd"/>
+      <w:r>
+        <w:rPr>
+          <w:rFonts w:asciiTheme="majorHAnsi" w:hAnsiTheme="majorHAnsi"/>
+        </w:rPr>
+        <w:t xml:space="preserve">] adds automatic model validation, binding source inference and </w:t>
+      </w:r>
+      <w:proofErr w:type="spellStart"/>
+      <w:r>
+        <w:rPr>
+          <w:rFonts w:asciiTheme="majorHAnsi" w:hAnsiTheme="majorHAnsi"/>
+        </w:rPr>
+        <w:t>ProblemDetails</w:t>
+      </w:r>
+      <w:proofErr w:type="spellEnd"/>
+      <w:r>
+        <w:rPr>
+          <w:rFonts w:asciiTheme="majorHAnsi" w:hAnsiTheme="majorHAnsi"/>
+        </w:rPr>
+        <w:t xml:space="preserve"> responses for 400s.</w:t>
+      </w:r>
+    </w:p>
+    <w:p>
+      <w:pPr>
+        <w:pStyle w:val="Heading2"/>
+      </w:pPr>
+      <w:r>
+        <w:t>1.4 Model binding and validation</w:t>
+      </w:r>
+    </w:p>
+    <w:p>
+      <w:pPr>
+        <w:pStyle w:val="ListBullet"/>
+        <w:rPr>
+          <w:rFonts w:asciiTheme="majorHAnsi" w:hAnsiTheme="majorHAnsi"/>
+        </w:rPr>
+      </w:pPr>
+      <w:r>
+        <w:rPr>
+          <w:rFonts w:asciiTheme="majorHAnsi" w:hAnsiTheme="majorHAnsi"/>
+        </w:rPr>
+        <w:t>Model binding maps route values, query string, headers and the JSON body onto action parameters and DTO properties.</w:t>
+      </w:r>
+    </w:p>
+    <w:p>
+      <w:pPr>
+        <w:pStyle w:val="ListBullet"/>
+        <w:rPr>
+          <w:rFonts w:asciiTheme="majorHAnsi" w:hAnsiTheme="majorHAnsi"/>
+        </w:rPr>
+      </w:pPr>
+      <w:r>
+        <w:rPr>
+          <w:rFonts w:asciiTheme="majorHAnsi" w:hAnsiTheme="majorHAnsi"/>
+        </w:rPr>
+        <w:t>Data annotations such as [Required], [</w:t>
+      </w:r>
+      <w:proofErr w:type="spellStart"/>
+      <w:r>
+        <w:rPr>
+          <w:rFonts w:asciiTheme="majorHAnsi" w:hAnsiTheme="majorHAnsi"/>
+        </w:rPr>
+        <w:t>StringLength</w:t>
+      </w:r>
+      <w:proofErr w:type="spellEnd"/>
+      <w:r>
+        <w:rPr>
+          <w:rFonts w:asciiTheme="majorHAnsi" w:hAnsiTheme="majorHAnsi"/>
+        </w:rPr>
+        <w:t>] and [Range] declare rules that are checked automatically before the action runs.</w:t>
+      </w:r>
+    </w:p>
+    <w:p>
+      <w:pPr>
+        <w:pStyle w:val="ListBullet"/>
+        <w:rPr>
+          <w:rFonts w:asciiTheme="majorHAnsi" w:hAnsiTheme="majorHAnsi"/>
+        </w:rPr>
+      </w:pPr>
+      <w:r>
+        <w:rPr>
+          <w:rFonts w:asciiTheme="majorHAnsi" w:hAnsiTheme="majorHAnsi"/>
+        </w:rPr>
+        <w:t xml:space="preserve">When </w:t>
+      </w:r>
+      <w:proofErr w:type="spellStart"/>
+      <w:r>
+        <w:rPr>
+          <w:rFonts w:asciiTheme="majorHAnsi" w:hAnsiTheme="majorHAnsi"/>
+        </w:rPr>
+        <w:t>ModelState</w:t>
+      </w:r>
+      <w:proofErr w:type="spellEnd"/>
+      <w:r>
+        <w:rPr>
+          <w:rFonts w:asciiTheme="majorHAnsi" w:hAnsiTheme="majorHAnsi"/>
+        </w:rPr>
+        <w:t xml:space="preserve"> is invalid the [</w:t>
+      </w:r>
+      <w:proofErr w:type="spellStart"/>
+      <w:r>
+        <w:rPr>
+          <w:rFonts w:asciiTheme="majorHAnsi" w:hAnsiTheme="majorHAnsi"/>
+        </w:rPr>
+        <w:t>ApiController</w:t>
+      </w:r>
+      <w:proofErr w:type="spellEnd"/>
+      <w:r>
+        <w:rPr>
+          <w:rFonts w:asciiTheme="majorHAnsi" w:hAnsiTheme="majorHAnsi"/>
+        </w:rPr>
+        <w:t>] attribute short-circuits and returns a 400 with a validation problem document.</w:t>
+      </w:r>
+    </w:p>
+    <w:p>
+      <w:pPr>
+        <w:pStyle w:val="Heading2"/>
+      </w:pPr>
+      <w:r>
         <w:lastRenderedPageBreak/>
-        <w:t>1.3 Controllers and attribute routing</w:t>
-      </w:r>
-    </w:p>
-    <w:p>
-      <w:pPr>
-        <w:pStyle w:val="ListBullet"/>
-        <w:rPr>
-          <w:rFonts w:asciiTheme="majorHAnsi" w:hAnsiTheme="majorHAnsi"/>
-        </w:rPr>
-      </w:pPr>
-      <w:r>
-        <w:rPr>
-          <w:rFonts w:asciiTheme="majorHAnsi" w:hAnsiTheme="majorHAnsi"/>
-        </w:rPr>
-        <w:t>A controller is a class ending in Controller, marked [</w:t>
-      </w:r>
-      <w:proofErr w:type="spellStart"/>
-      <w:r>
-        <w:rPr>
-          <w:rFonts w:asciiTheme="majorHAnsi" w:hAnsiTheme="majorHAnsi"/>
-        </w:rPr>
-        <w:t>ApiController</w:t>
-      </w:r>
-      <w:proofErr w:type="spellEnd"/>
-      <w:r>
-        <w:rPr>
-          <w:rFonts w:asciiTheme="majorHAnsi" w:hAnsiTheme="majorHAnsi"/>
-        </w:rPr>
-        <w:t xml:space="preserve">], deriving from </w:t>
-      </w:r>
-      <w:proofErr w:type="spellStart"/>
-      <w:r>
-        <w:rPr>
-          <w:rFonts w:asciiTheme="majorHAnsi" w:hAnsiTheme="majorHAnsi"/>
-        </w:rPr>
-        <w:t>ControllerBase</w:t>
-      </w:r>
-      <w:proofErr w:type="spellEnd"/>
-      <w:r>
-        <w:rPr>
-          <w:rFonts w:asciiTheme="majorHAnsi" w:hAnsiTheme="majorHAnsi"/>
-        </w:rPr>
-        <w:t xml:space="preserve"> for API-only behaviour.</w:t>
-      </w:r>
-    </w:p>
-    <w:p>
-      <w:pPr>
-        <w:pStyle w:val="ListBullet"/>
-        <w:rPr>
-          <w:rFonts w:asciiTheme="majorHAnsi" w:hAnsiTheme="majorHAnsi"/>
-        </w:rPr>
-      </w:pPr>
-      <w:r>
-        <w:rPr>
-          <w:rFonts w:asciiTheme="majorHAnsi" w:hAnsiTheme="majorHAnsi"/>
-        </w:rPr>
-        <w:t>[Route("</w:t>
-      </w:r>
-      <w:proofErr w:type="spellStart"/>
-      <w:r>
-        <w:rPr>
-          <w:rFonts w:asciiTheme="majorHAnsi" w:hAnsiTheme="majorHAnsi"/>
-        </w:rPr>
-        <w:t>api</w:t>
-      </w:r>
-      <w:proofErr w:type="spellEnd"/>
-      <w:r>
-        <w:rPr>
-          <w:rFonts w:asciiTheme="majorHAnsi" w:hAnsiTheme="majorHAnsi"/>
-        </w:rPr>
-        <w:t>/[controller]")] sets the base path and [</w:t>
-      </w:r>
-      <w:proofErr w:type="spellStart"/>
-      <w:r>
-        <w:rPr>
-          <w:rFonts w:asciiTheme="majorHAnsi" w:hAnsiTheme="majorHAnsi"/>
-        </w:rPr>
-        <w:t>HttpGet</w:t>
-      </w:r>
-      <w:proofErr w:type="spellEnd"/>
-      <w:r>
-        <w:rPr>
-          <w:rFonts w:asciiTheme="majorHAnsi" w:hAnsiTheme="majorHAnsi"/>
-        </w:rPr>
-        <w:t>("{id}")] style attributes bind each action to a verb and template.</w:t>
-      </w:r>
-    </w:p>
-    <w:p>
-      <w:pPr>
-        <w:pStyle w:val="ListBullet"/>
-        <w:rPr>
-          <w:rFonts w:asciiTheme="majorHAnsi" w:hAnsiTheme="majorHAnsi"/>
-        </w:rPr>
-      </w:pPr>
-      <w:r>
-        <w:rPr>
-          <w:rFonts w:asciiTheme="majorHAnsi" w:hAnsiTheme="majorHAnsi"/>
-        </w:rPr>
-        <w:t>[</w:t>
-      </w:r>
-      <w:proofErr w:type="spellStart"/>
-      <w:r>
-        <w:rPr>
-          <w:rFonts w:asciiTheme="majorHAnsi" w:hAnsiTheme="majorHAnsi"/>
-        </w:rPr>
-        <w:t>ApiController</w:t>
-      </w:r>
-      <w:proofErr w:type="spellEnd"/>
-      <w:r>
-        <w:rPr>
-          <w:rFonts w:asciiTheme="majorHAnsi" w:hAnsiTheme="majorHAnsi"/>
-        </w:rPr>
-        <w:t xml:space="preserve">] adds automatic model validation, binding source inference and </w:t>
-      </w:r>
-      <w:proofErr w:type="spellStart"/>
-      <w:r>
-        <w:rPr>
-          <w:rFonts w:asciiTheme="majorHAnsi" w:hAnsiTheme="majorHAnsi"/>
-        </w:rPr>
+        <w:t>1.5 Action results and status codes</w:t>
+      </w:r>
+    </w:p>
+    <w:p>
+      <w:pPr>
+        <w:pStyle w:val="ListBullet"/>
+        <w:rPr>
+          <w:rFonts w:asciiTheme="majorHAnsi" w:hAnsiTheme="majorHAnsi"/>
+        </w:rPr>
+      </w:pPr>
+      <w:r>
+        <w:rPr>
+          <w:rFonts w:asciiTheme="majorHAnsi" w:hAnsiTheme="majorHAnsi"/>
+        </w:rPr>
+        <w:t>Helper methods Ok, Created/</w:t>
+      </w:r>
+      <w:proofErr w:type="spellStart"/>
+      <w:r>
+        <w:rPr>
+          <w:rFonts w:asciiTheme="majorHAnsi" w:hAnsiTheme="majorHAnsi"/>
+        </w:rPr>
+        <w:t>CreatedAtAction</w:t>
+      </w:r>
+      <w:proofErr w:type="spellEnd"/>
+      <w:r>
+        <w:rPr>
+          <w:rFonts w:asciiTheme="majorHAnsi" w:hAnsiTheme="majorHAnsi"/>
+        </w:rPr>
+        <w:t xml:space="preserve">, </w:t>
+      </w:r>
+      <w:proofErr w:type="spellStart"/>
+      <w:r>
+        <w:rPr>
+          <w:rFonts w:asciiTheme="majorHAnsi" w:hAnsiTheme="majorHAnsi"/>
+        </w:rPr>
+        <w:t>NoContent</w:t>
+      </w:r>
+      <w:proofErr w:type="spellEnd"/>
+      <w:r>
+        <w:rPr>
+          <w:rFonts w:asciiTheme="majorHAnsi" w:hAnsiTheme="majorHAnsi"/>
+        </w:rPr>
+        <w:t xml:space="preserve">, </w:t>
+      </w:r>
+      <w:proofErr w:type="spellStart"/>
+      <w:r>
+        <w:rPr>
+          <w:rFonts w:asciiTheme="majorHAnsi" w:hAnsiTheme="majorHAnsi"/>
+        </w:rPr>
+        <w:t>NotFound</w:t>
+      </w:r>
+      <w:proofErr w:type="spellEnd"/>
+      <w:r>
+        <w:rPr>
+          <w:rFonts w:asciiTheme="majorHAnsi" w:hAnsiTheme="majorHAnsi"/>
+        </w:rPr>
+        <w:t xml:space="preserve"> and </w:t>
+      </w:r>
+      <w:proofErr w:type="spellStart"/>
+      <w:r>
+        <w:rPr>
+          <w:rFonts w:asciiTheme="majorHAnsi" w:hAnsiTheme="majorHAnsi"/>
+        </w:rPr>
+        <w:t>BadRequest</w:t>
+      </w:r>
+      <w:proofErr w:type="spellEnd"/>
+      <w:r>
+        <w:rPr>
+          <w:rFonts w:asciiTheme="majorHAnsi" w:hAnsiTheme="majorHAnsi"/>
+        </w:rPr>
+        <w:t xml:space="preserve"> return the right status code with minimal code.</w:t>
+      </w:r>
+    </w:p>
+    <w:p>
+      <w:pPr>
+        <w:pStyle w:val="ListBullet"/>
+        <w:rPr>
+          <w:rFonts w:asciiTheme="majorHAnsi" w:hAnsiTheme="majorHAnsi"/>
+        </w:rPr>
+      </w:pPr>
+      <w:r>
+        <w:rPr>
+          <w:rFonts w:asciiTheme="majorHAnsi" w:hAnsiTheme="majorHAnsi"/>
+        </w:rPr>
+        <w:t xml:space="preserve">Returning </w:t>
+      </w:r>
+      <w:proofErr w:type="spellStart"/>
+      <w:r>
+        <w:rPr>
+          <w:rFonts w:asciiTheme="majorHAnsi" w:hAnsiTheme="majorHAnsi"/>
+        </w:rPr>
+        <w:t>ActionResult</w:t>
+      </w:r>
+      <w:proofErr w:type="spellEnd"/>
+      <w:r>
+        <w:rPr>
+          <w:rFonts w:asciiTheme="majorHAnsi" w:hAnsiTheme="majorHAnsi"/>
+        </w:rPr>
+        <w:t xml:space="preserve">&lt;T&gt; lets an action return either a typed body or a status result while keeping </w:t>
+      </w:r>
+      <w:proofErr w:type="spellStart"/>
+      <w:r>
+        <w:rPr>
+          <w:rFonts w:asciiTheme="majorHAnsi" w:hAnsiTheme="majorHAnsi"/>
+        </w:rPr>
+        <w:t>OpenAPI</w:t>
+      </w:r>
+      <w:proofErr w:type="spellEnd"/>
+      <w:r>
+        <w:rPr>
+          <w:rFonts w:asciiTheme="majorHAnsi" w:hAnsiTheme="majorHAnsi"/>
+        </w:rPr>
+        <w:t xml:space="preserve"> metadata accurate.</w:t>
+      </w:r>
+    </w:p>
+    <w:p>
+      <w:pPr>
+        <w:pStyle w:val="ListBullet"/>
+        <w:rPr>
+          <w:rFonts w:asciiTheme="majorHAnsi" w:hAnsiTheme="majorHAnsi"/>
+        </w:rPr>
+      </w:pPr>
+      <w:r>
+        <w:rPr>
+          <w:rFonts w:asciiTheme="majorHAnsi" w:hAnsiTheme="majorHAnsi"/>
+        </w:rPr>
+        <w:t>201 Created should include a Location header pointing at the new resource; 204 No Content is standard for a successful DELETE.</w:t>
+      </w:r>
+    </w:p>
+    <w:p>
+      <w:pPr>
+        <w:pStyle w:val="Heading2"/>
+      </w:pPr>
+      <w:r>
+        <w:t>1.6 Dependency injection</w:t>
+      </w:r>
+    </w:p>
+    <w:p>
+      <w:pPr>
+        <w:pStyle w:val="ListBullet"/>
+        <w:rPr>
+          <w:rFonts w:asciiTheme="majorHAnsi" w:hAnsiTheme="majorHAnsi"/>
+        </w:rPr>
+      </w:pPr>
+      <w:r>
+        <w:rPr>
+          <w:rFonts w:asciiTheme="majorHAnsi" w:hAnsiTheme="majorHAnsi"/>
+        </w:rPr>
+        <w:t xml:space="preserve">Services are registered in the container with </w:t>
+      </w:r>
+      <w:proofErr w:type="spellStart"/>
+      <w:r>
+        <w:rPr>
+          <w:rFonts w:asciiTheme="majorHAnsi" w:hAnsiTheme="majorHAnsi"/>
+        </w:rPr>
+        <w:t>AddSingleton</w:t>
+      </w:r>
+      <w:proofErr w:type="spellEnd"/>
+      <w:r>
+        <w:rPr>
+          <w:rFonts w:asciiTheme="majorHAnsi" w:hAnsiTheme="majorHAnsi"/>
+        </w:rPr>
+        <w:t xml:space="preserve">, </w:t>
+      </w:r>
+      <w:proofErr w:type="spellStart"/>
+      <w:r>
+        <w:rPr>
+          <w:rFonts w:asciiTheme="majorHAnsi" w:hAnsiTheme="majorHAnsi"/>
+        </w:rPr>
+        <w:t>AddScoped</w:t>
+      </w:r>
+      <w:proofErr w:type="spellEnd"/>
+      <w:r>
+        <w:rPr>
+          <w:rFonts w:asciiTheme="majorHAnsi" w:hAnsiTheme="majorHAnsi"/>
+        </w:rPr>
+        <w:t xml:space="preserve"> or </w:t>
+      </w:r>
+      <w:proofErr w:type="spellStart"/>
+      <w:r>
+        <w:rPr>
+          <w:rFonts w:asciiTheme="majorHAnsi" w:hAnsiTheme="majorHAnsi"/>
+        </w:rPr>
+        <w:t>AddTransient</w:t>
+      </w:r>
+      <w:proofErr w:type="spellEnd"/>
+      <w:r>
+        <w:rPr>
+          <w:rFonts w:asciiTheme="majorHAnsi" w:hAnsiTheme="majorHAnsi"/>
+        </w:rPr>
+        <w:t xml:space="preserve"> depending on the required lifetime.</w:t>
+      </w:r>
+    </w:p>
+    <w:p>
+      <w:pPr>
+        <w:pStyle w:val="ListBullet"/>
+        <w:rPr>
+          <w:rFonts w:asciiTheme="majorHAnsi" w:hAnsiTheme="majorHAnsi"/>
+        </w:rPr>
+      </w:pPr>
+      <w:r>
+        <w:rPr>
+          <w:rFonts w:asciiTheme="majorHAnsi" w:hAnsiTheme="majorHAnsi"/>
+        </w:rPr>
+        <w:t>DbContext is registered as Scoped so one instance is shared for the duration of a single HTTP request.</w:t>
+      </w:r>
+    </w:p>
+    <w:p>
+      <w:pPr>
+        <w:pStyle w:val="ListBullet"/>
+        <w:rPr>
+          <w:rFonts w:asciiTheme="majorHAnsi" w:hAnsiTheme="majorHAnsi"/>
+        </w:rPr>
+      </w:pPr>
+      <w:r>
+        <w:rPr>
+          <w:rFonts w:asciiTheme="majorHAnsi" w:hAnsiTheme="majorHAnsi"/>
+        </w:rPr>
+        <w:t>Constructor injection is the norm; the framework resolves the dependency graph when it creates the controller.</w:t>
+      </w:r>
+    </w:p>
+    <w:p>
+      <w:pPr>
+        <w:pStyle w:val="Heading2"/>
+      </w:pPr>
+      <w:r>
+        <w:t>1.7 Middleware and the request pipeline</w:t>
+      </w:r>
+    </w:p>
+    <w:p>
+      <w:pPr>
+        <w:pStyle w:val="ListBullet"/>
+        <w:rPr>
+          <w:rFonts w:asciiTheme="majorHAnsi" w:hAnsiTheme="majorHAnsi"/>
+        </w:rPr>
+      </w:pPr>
+      <w:r>
+        <w:rPr>
+          <w:rFonts w:asciiTheme="majorHAnsi" w:hAnsiTheme="majorHAnsi"/>
+        </w:rPr>
+        <w:t xml:space="preserve">Middleware components run in the order they are added with </w:t>
+      </w:r>
+      <w:proofErr w:type="spellStart"/>
+      <w:proofErr w:type="gramStart"/>
+      <w:r>
+        <w:rPr>
+          <w:rFonts w:asciiTheme="majorHAnsi" w:hAnsiTheme="majorHAnsi"/>
+        </w:rPr>
+        <w:t>app.Use</w:t>
+      </w:r>
+      <w:proofErr w:type="spellEnd"/>
+      <w:proofErr w:type="gramEnd"/>
+      <w:r>
+        <w:rPr>
+          <w:rFonts w:asciiTheme="majorHAnsi" w:hAnsiTheme="majorHAnsi"/>
+        </w:rPr>
+        <w:t>...; each can act before and after calling the next component.</w:t>
+      </w:r>
+    </w:p>
+    <w:p>
+      <w:pPr>
+        <w:pStyle w:val="ListBullet"/>
+        <w:rPr>
+          <w:rFonts w:asciiTheme="majorHAnsi" w:hAnsiTheme="majorHAnsi"/>
+        </w:rPr>
+      </w:pPr>
+      <w:r>
+        <w:rPr>
+          <w:rFonts w:asciiTheme="majorHAnsi" w:hAnsiTheme="majorHAnsi"/>
+        </w:rPr>
+        <w:t>Typical order is exception handling, HTTPS redirection, CORS, authentication, authorization, then endpoint routing.</w:t>
+      </w:r>
+    </w:p>
+    <w:p>
+      <w:pPr>
+        <w:pStyle w:val="ListBullet"/>
+        <w:rPr>
+          <w:rFonts w:asciiTheme="majorHAnsi" w:hAnsiTheme="majorHAnsi"/>
+        </w:rPr>
+      </w:pPr>
+      <w:r>
+        <w:rPr>
+          <w:rFonts w:asciiTheme="majorHAnsi" w:hAnsiTheme="majorHAnsi"/>
+        </w:rPr>
+        <w:t>Custom cross-cutting concerns (logging, timing, correlation IDs) are natural to implement as middleware.</w:t>
+      </w:r>
+    </w:p>
+    <w:p>
+      <w:pPr>
+        <w:pStyle w:val="Heading2"/>
+      </w:pPr>
+      <w:r>
+        <w:t>1.8 Serialization and content negotiation</w:t>
+      </w:r>
+    </w:p>
+    <w:p>
+      <w:pPr>
+        <w:pStyle w:val="ListBullet"/>
+        <w:rPr>
+          <w:rFonts w:asciiTheme="majorHAnsi" w:hAnsiTheme="majorHAnsi"/>
+        </w:rPr>
+      </w:pPr>
+      <w:proofErr w:type="spellStart"/>
+      <w:proofErr w:type="gramStart"/>
+      <w:r>
+        <w:rPr>
+          <w:rFonts w:asciiTheme="majorHAnsi" w:hAnsiTheme="majorHAnsi"/>
+        </w:rPr>
+        <w:t>System.Text.Json</w:t>
+      </w:r>
+      <w:proofErr w:type="spellEnd"/>
+      <w:proofErr w:type="gramEnd"/>
+      <w:r>
+        <w:rPr>
+          <w:rFonts w:asciiTheme="majorHAnsi" w:hAnsiTheme="majorHAnsi"/>
+        </w:rPr>
+        <w:t xml:space="preserve"> is the built-in serializer; options like camelCase naming and ignoring nulls are set in </w:t>
+      </w:r>
+      <w:proofErr w:type="spellStart"/>
+      <w:r>
+        <w:rPr>
+          <w:rFonts w:asciiTheme="majorHAnsi" w:hAnsiTheme="majorHAnsi"/>
+        </w:rPr>
+        <w:t>AddControllers</w:t>
+      </w:r>
+      <w:proofErr w:type="spellEnd"/>
+      <w:r>
+        <w:rPr>
+          <w:rFonts w:asciiTheme="majorHAnsi" w:hAnsiTheme="majorHAnsi"/>
+        </w:rPr>
+        <w:t>.</w:t>
+      </w:r>
+    </w:p>
+    <w:p>
+      <w:pPr>
+        <w:pStyle w:val="ListBullet"/>
+        <w:rPr>
+          <w:rFonts w:asciiTheme="majorHAnsi" w:hAnsiTheme="majorHAnsi"/>
+        </w:rPr>
+      </w:pPr>
+      <w:r>
+        <w:rPr>
+          <w:rFonts w:asciiTheme="majorHAnsi" w:hAnsiTheme="majorHAnsi"/>
+        </w:rPr>
+        <w:t>Content negotiation picks a formatter from the Accept header; JSON is the default and usually the only one needed.</w:t>
+      </w:r>
+    </w:p>
+    <w:p>
+      <w:pPr>
+        <w:pStyle w:val="ListBullet"/>
+        <w:rPr>
+          <w:rFonts w:asciiTheme="majorHAnsi" w:hAnsiTheme="majorHAnsi"/>
+        </w:rPr>
+      </w:pPr>
+      <w:r>
+        <w:rPr>
+          <w:rFonts w:asciiTheme="majorHAnsi" w:hAnsiTheme="majorHAnsi"/>
+        </w:rPr>
+        <w:t>Returning DTOs instead of entities keeps the wire contract stable and avoids leaking database or navigation properties.</w:t>
+      </w:r>
+    </w:p>
+    <w:p>
+      <w:pPr>
+        <w:pStyle w:val="Heading2"/>
+      </w:pPr>
+      <w:r>
+        <w:t xml:space="preserve">1.9 Error handling and </w:t>
+      </w:r>
+      <w:proofErr w:type="spellStart"/>
+      <w:r>
         <w:t>ProblemDetails</w:t>
       </w:r>
       <w:proofErr w:type="spellEnd"/>
-      <w:r>
-        <w:rPr>
-          <w:rFonts w:asciiTheme="majorHAnsi" w:hAnsiTheme="majorHAnsi"/>
-        </w:rPr>
-        <w:t xml:space="preserve"> responses for 400s.</w:t>
+    </w:p>
+    <w:p>
+      <w:pPr>
+        <w:pStyle w:val="ListBullet"/>
+        <w:rPr>
+          <w:rFonts w:asciiTheme="majorHAnsi" w:hAnsiTheme="majorHAnsi"/>
+        </w:rPr>
+      </w:pPr>
+      <w:proofErr w:type="spellStart"/>
+      <w:r>
+        <w:rPr>
+          <w:rFonts w:asciiTheme="majorHAnsi" w:hAnsiTheme="majorHAnsi"/>
+        </w:rPr>
+        <w:t>UseExceptionHandler</w:t>
+      </w:r>
+      <w:proofErr w:type="spellEnd"/>
+      <w:r>
+        <w:rPr>
+          <w:rFonts w:asciiTheme="majorHAnsi" w:hAnsiTheme="majorHAnsi"/>
+        </w:rPr>
+        <w:t xml:space="preserve"> or a custom middleware converts unhandled exceptions into a consistent JSON error instead of a stack trace.</w:t>
+      </w:r>
+    </w:p>
+    <w:p>
+      <w:pPr>
+        <w:pStyle w:val="ListBullet"/>
+        <w:rPr>
+          <w:rFonts w:asciiTheme="majorHAnsi" w:hAnsiTheme="majorHAnsi"/>
+        </w:rPr>
+      </w:pPr>
+      <w:r>
+        <w:rPr>
+          <w:rFonts w:asciiTheme="majorHAnsi" w:hAnsiTheme="majorHAnsi"/>
+        </w:rPr>
+        <w:t xml:space="preserve">RFC 7807 </w:t>
+      </w:r>
+      <w:proofErr w:type="spellStart"/>
+      <w:r>
+        <w:rPr>
+          <w:rFonts w:asciiTheme="majorHAnsi" w:hAnsiTheme="majorHAnsi"/>
+        </w:rPr>
+        <w:t>ProblemDetails</w:t>
+      </w:r>
+      <w:proofErr w:type="spellEnd"/>
+      <w:r>
+        <w:rPr>
+          <w:rFonts w:asciiTheme="majorHAnsi" w:hAnsiTheme="majorHAnsi"/>
+        </w:rPr>
+        <w:t xml:space="preserve"> is the standard shape: type, title, status, detail and instance fields.</w:t>
+      </w:r>
+    </w:p>
+    <w:p>
+      <w:pPr>
+        <w:pStyle w:val="ListBullet"/>
+        <w:rPr>
+          <w:rFonts w:asciiTheme="majorHAnsi" w:hAnsiTheme="majorHAnsi"/>
+        </w:rPr>
+      </w:pPr>
+      <w:proofErr w:type="spellStart"/>
+      <w:proofErr w:type="gramStart"/>
+      <w:r>
+        <w:rPr>
+          <w:rFonts w:asciiTheme="majorHAnsi" w:hAnsiTheme="majorHAnsi"/>
+        </w:rPr>
+        <w:t>AddProblemDetails</w:t>
+      </w:r>
+      <w:proofErr w:type="spellEnd"/>
+      <w:r>
+        <w:rPr>
+          <w:rFonts w:asciiTheme="majorHAnsi" w:hAnsiTheme="majorHAnsi"/>
+        </w:rPr>
+        <w:t>(</w:t>
+      </w:r>
+      <w:proofErr w:type="gramEnd"/>
+      <w:r>
+        <w:rPr>
+          <w:rFonts w:asciiTheme="majorHAnsi" w:hAnsiTheme="majorHAnsi"/>
+        </w:rPr>
+        <w:t>) registers the service so 404s and 500s are returned in the same structured format.</w:t>
       </w:r>
     </w:p>
     <w:p>
@@ -2616,558 +3278,7 @@
         <w:pStyle w:val="Heading2"/>
       </w:pPr>
       <w:r>
-        <w:t>1.4 Model binding and validation</w:t>
-      </w:r>
-    </w:p>
-    <w:p>
-      <w:pPr>
-        <w:pStyle w:val="ListBullet"/>
-        <w:rPr>
-          <w:rFonts w:asciiTheme="majorHAnsi" w:hAnsiTheme="majorHAnsi"/>
-        </w:rPr>
-      </w:pPr>
-      <w:r>
-        <w:rPr>
-          <w:rFonts w:asciiTheme="majorHAnsi" w:hAnsiTheme="majorHAnsi"/>
-        </w:rPr>
-        <w:t>Model binding maps route values, query string, headers and the JSON body onto action parameters and DTO properties.</w:t>
-      </w:r>
-    </w:p>
-    <w:p>
-      <w:pPr>
-        <w:pStyle w:val="ListBullet"/>
-        <w:rPr>
-          <w:rFonts w:asciiTheme="majorHAnsi" w:hAnsiTheme="majorHAnsi"/>
-        </w:rPr>
-      </w:pPr>
-      <w:r>
-        <w:rPr>
-          <w:rFonts w:asciiTheme="majorHAnsi" w:hAnsiTheme="majorHAnsi"/>
-        </w:rPr>
-        <w:t>Data annotations such as [Required], [</w:t>
-      </w:r>
-      <w:proofErr w:type="spellStart"/>
-      <w:r>
-        <w:rPr>
-          <w:rFonts w:asciiTheme="majorHAnsi" w:hAnsiTheme="majorHAnsi"/>
-        </w:rPr>
-        <w:t>StringLength</w:t>
-      </w:r>
-      <w:proofErr w:type="spellEnd"/>
-      <w:r>
-        <w:rPr>
-          <w:rFonts w:asciiTheme="majorHAnsi" w:hAnsiTheme="majorHAnsi"/>
-        </w:rPr>
-        <w:t>] and [Range] declare rules that are checked automatically before the action runs.</w:t>
-      </w:r>
-    </w:p>
-    <w:p>
-      <w:pPr>
-        <w:pStyle w:val="ListBullet"/>
-        <w:rPr>
-          <w:rFonts w:asciiTheme="majorHAnsi" w:hAnsiTheme="majorHAnsi"/>
-        </w:rPr>
-      </w:pPr>
-      <w:r>
-        <w:rPr>
-          <w:rFonts w:asciiTheme="majorHAnsi" w:hAnsiTheme="majorHAnsi"/>
-        </w:rPr>
-        <w:t xml:space="preserve">When </w:t>
-      </w:r>
-      <w:proofErr w:type="spellStart"/>
-      <w:r>
-        <w:rPr>
-          <w:rFonts w:asciiTheme="majorHAnsi" w:hAnsiTheme="majorHAnsi"/>
-        </w:rPr>
-        <w:t>ModelState</w:t>
-      </w:r>
-      <w:proofErr w:type="spellEnd"/>
-      <w:r>
-        <w:rPr>
-          <w:rFonts w:asciiTheme="majorHAnsi" w:hAnsiTheme="majorHAnsi"/>
-        </w:rPr>
-        <w:t xml:space="preserve"> is invalid the [</w:t>
-      </w:r>
-      <w:proofErr w:type="spellStart"/>
-      <w:r>
-        <w:rPr>
-          <w:rFonts w:asciiTheme="majorHAnsi" w:hAnsiTheme="majorHAnsi"/>
-        </w:rPr>
-        <w:t>ApiController</w:t>
-      </w:r>
-      <w:proofErr w:type="spellEnd"/>
-      <w:r>
-        <w:rPr>
-          <w:rFonts w:asciiTheme="majorHAnsi" w:hAnsiTheme="majorHAnsi"/>
-        </w:rPr>
-        <w:t>] attribute short-circuits and returns a 400 with a validation problem document.</w:t>
-      </w:r>
-    </w:p>
-    <w:p>
-      <w:pPr>
-        <w:pStyle w:val="Heading2"/>
-      </w:pPr>
-      <w:r>
-        <w:t>1.5 Action results and status codes</w:t>
-      </w:r>
-    </w:p>
-    <w:p>
-      <w:pPr>
-        <w:pStyle w:val="ListBullet"/>
-        <w:rPr>
-          <w:rFonts w:asciiTheme="majorHAnsi" w:hAnsiTheme="majorHAnsi"/>
-        </w:rPr>
-      </w:pPr>
-      <w:r>
-        <w:rPr>
-          <w:rFonts w:asciiTheme="majorHAnsi" w:hAnsiTheme="majorHAnsi"/>
-        </w:rPr>
-        <w:t>Helper methods Ok, Created/</w:t>
-      </w:r>
-      <w:proofErr w:type="spellStart"/>
-      <w:r>
-        <w:rPr>
-          <w:rFonts w:asciiTheme="majorHAnsi" w:hAnsiTheme="majorHAnsi"/>
-        </w:rPr>
-        <w:t>CreatedAtAction</w:t>
-      </w:r>
-      <w:proofErr w:type="spellEnd"/>
-      <w:r>
-        <w:rPr>
-          <w:rFonts w:asciiTheme="majorHAnsi" w:hAnsiTheme="majorHAnsi"/>
-        </w:rPr>
-        <w:t xml:space="preserve">, </w:t>
-      </w:r>
-      <w:proofErr w:type="spellStart"/>
-      <w:r>
-        <w:rPr>
-          <w:rFonts w:asciiTheme="majorHAnsi" w:hAnsiTheme="majorHAnsi"/>
-        </w:rPr>
-        <w:t>NoContent</w:t>
-      </w:r>
-      <w:proofErr w:type="spellEnd"/>
-      <w:r>
-        <w:rPr>
-          <w:rFonts w:asciiTheme="majorHAnsi" w:hAnsiTheme="majorHAnsi"/>
-        </w:rPr>
-        <w:t xml:space="preserve">, </w:t>
-      </w:r>
-      <w:proofErr w:type="spellStart"/>
-      <w:r>
-        <w:rPr>
-          <w:rFonts w:asciiTheme="majorHAnsi" w:hAnsiTheme="majorHAnsi"/>
-        </w:rPr>
-        <w:t>NotFound</w:t>
-      </w:r>
-      <w:proofErr w:type="spellEnd"/>
-      <w:r>
-        <w:rPr>
-          <w:rFonts w:asciiTheme="majorHAnsi" w:hAnsiTheme="majorHAnsi"/>
-        </w:rPr>
-        <w:t xml:space="preserve"> and </w:t>
-      </w:r>
-      <w:proofErr w:type="spellStart"/>
-      <w:r>
-        <w:rPr>
-          <w:rFonts w:asciiTheme="majorHAnsi" w:hAnsiTheme="majorHAnsi"/>
-        </w:rPr>
-        <w:t>BadRequest</w:t>
-      </w:r>
-      <w:proofErr w:type="spellEnd"/>
-      <w:r>
-        <w:rPr>
-          <w:rFonts w:asciiTheme="majorHAnsi" w:hAnsiTheme="majorHAnsi"/>
-        </w:rPr>
-        <w:t xml:space="preserve"> return the right status code with minimal code.</w:t>
-      </w:r>
-    </w:p>
-    <w:p>
-      <w:pPr>
-        <w:pStyle w:val="ListBullet"/>
-        <w:rPr>
-          <w:rFonts w:asciiTheme="majorHAnsi" w:hAnsiTheme="majorHAnsi"/>
-        </w:rPr>
-      </w:pPr>
-      <w:r>
-        <w:rPr>
-          <w:rFonts w:asciiTheme="majorHAnsi" w:hAnsiTheme="majorHAnsi"/>
-        </w:rPr>
-        <w:t xml:space="preserve">Returning </w:t>
-      </w:r>
-      <w:proofErr w:type="spellStart"/>
-      <w:r>
-        <w:rPr>
-          <w:rFonts w:asciiTheme="majorHAnsi" w:hAnsiTheme="majorHAnsi"/>
-        </w:rPr>
-        <w:t>ActionResult</w:t>
-      </w:r>
-      <w:proofErr w:type="spellEnd"/>
-      <w:r>
-        <w:rPr>
-          <w:rFonts w:asciiTheme="majorHAnsi" w:hAnsiTheme="majorHAnsi"/>
-        </w:rPr>
-        <w:t xml:space="preserve">&lt;T&gt; lets an action return either a typed body or a status result while keeping </w:t>
-      </w:r>
-      <w:proofErr w:type="spellStart"/>
-      <w:r>
-        <w:rPr>
-          <w:rFonts w:asciiTheme="majorHAnsi" w:hAnsiTheme="majorHAnsi"/>
-        </w:rPr>
-        <w:t>OpenAPI</w:t>
-      </w:r>
-      <w:proofErr w:type="spellEnd"/>
-      <w:r>
-        <w:rPr>
-          <w:rFonts w:asciiTheme="majorHAnsi" w:hAnsiTheme="majorHAnsi"/>
-        </w:rPr>
-        <w:t xml:space="preserve"> metadata accurate.</w:t>
-      </w:r>
-    </w:p>
-    <w:p>
-      <w:pPr>
-        <w:pStyle w:val="ListBullet"/>
-        <w:rPr>
-          <w:rFonts w:asciiTheme="majorHAnsi" w:hAnsiTheme="majorHAnsi"/>
-        </w:rPr>
-      </w:pPr>
-      <w:r>
-        <w:rPr>
-          <w:rFonts w:asciiTheme="majorHAnsi" w:hAnsiTheme="majorHAnsi"/>
-        </w:rPr>
-        <w:t>201 Created should include a Location header pointing at the new resource; 204 No Content is standard for a successful DELETE.</w:t>
-      </w:r>
-    </w:p>
-    <w:p>
-      <w:pPr>
-        <w:pStyle w:val="Heading2"/>
-      </w:pPr>
-      <w:r>
-        <w:t>1.6 Dependency injection</w:t>
-      </w:r>
-    </w:p>
-    <w:p>
-      <w:pPr>
-        <w:pStyle w:val="ListBullet"/>
-        <w:rPr>
-          <w:rFonts w:asciiTheme="majorHAnsi" w:hAnsiTheme="majorHAnsi"/>
-        </w:rPr>
-      </w:pPr>
-      <w:r>
-        <w:rPr>
-          <w:rFonts w:asciiTheme="majorHAnsi" w:hAnsiTheme="majorHAnsi"/>
-        </w:rPr>
-        <w:t xml:space="preserve">Services are registered in the container with </w:t>
-      </w:r>
-      <w:proofErr w:type="spellStart"/>
-      <w:r>
-        <w:rPr>
-          <w:rFonts w:asciiTheme="majorHAnsi" w:hAnsiTheme="majorHAnsi"/>
-        </w:rPr>
-        <w:t>AddSingleton</w:t>
-      </w:r>
-      <w:proofErr w:type="spellEnd"/>
-      <w:r>
-        <w:rPr>
-          <w:rFonts w:asciiTheme="majorHAnsi" w:hAnsiTheme="majorHAnsi"/>
-        </w:rPr>
-        <w:t xml:space="preserve">, </w:t>
-      </w:r>
-      <w:proofErr w:type="spellStart"/>
-      <w:r>
-        <w:rPr>
-          <w:rFonts w:asciiTheme="majorHAnsi" w:hAnsiTheme="majorHAnsi"/>
-        </w:rPr>
-        <w:t>AddScoped</w:t>
-      </w:r>
-      <w:proofErr w:type="spellEnd"/>
-      <w:r>
-        <w:rPr>
-          <w:rFonts w:asciiTheme="majorHAnsi" w:hAnsiTheme="majorHAnsi"/>
-        </w:rPr>
-        <w:t xml:space="preserve"> or </w:t>
-      </w:r>
-      <w:proofErr w:type="spellStart"/>
-      <w:r>
-        <w:rPr>
-          <w:rFonts w:asciiTheme="majorHAnsi" w:hAnsiTheme="majorHAnsi"/>
-        </w:rPr>
-        <w:t>AddTransient</w:t>
-      </w:r>
-      <w:proofErr w:type="spellEnd"/>
-      <w:r>
-        <w:rPr>
-          <w:rFonts w:asciiTheme="majorHAnsi" w:hAnsiTheme="majorHAnsi"/>
-        </w:rPr>
-        <w:t xml:space="preserve"> depending on the required lifetime.</w:t>
-      </w:r>
-    </w:p>
-    <w:p>
-      <w:pPr>
-        <w:pStyle w:val="ListBullet"/>
-        <w:rPr>
-          <w:rFonts w:asciiTheme="majorHAnsi" w:hAnsiTheme="majorHAnsi"/>
-        </w:rPr>
-      </w:pPr>
-      <w:r>
-        <w:rPr>
-          <w:rFonts w:asciiTheme="majorHAnsi" w:hAnsiTheme="majorHAnsi"/>
-        </w:rPr>
-        <w:t>DbContext is registered as Scoped so one instance is shared for the duration of a single HTTP request.</w:t>
-      </w:r>
-    </w:p>
-    <w:p>
-      <w:pPr>
-        <w:pStyle w:val="ListBullet"/>
-        <w:rPr>
-          <w:rFonts w:asciiTheme="majorHAnsi" w:hAnsiTheme="majorHAnsi"/>
-        </w:rPr>
-      </w:pPr>
-      <w:r>
-        <w:rPr>
-          <w:rFonts w:asciiTheme="majorHAnsi" w:hAnsiTheme="majorHAnsi"/>
-        </w:rPr>
-        <w:t>Constructor injection is the norm; the framework resolves the dependency graph when it creates the controller.</w:t>
-      </w:r>
-    </w:p>
-    <w:p>
-      <w:pPr>
-        <w:pStyle w:val="Heading2"/>
-      </w:pPr>
-      <w:r>
-        <w:t>1.7 Middleware and the request pipeline</w:t>
-      </w:r>
-    </w:p>
-    <w:p>
-      <w:pPr>
-        <w:pStyle w:val="ListBullet"/>
-        <w:rPr>
-          <w:rFonts w:asciiTheme="majorHAnsi" w:hAnsiTheme="majorHAnsi"/>
-        </w:rPr>
-      </w:pPr>
-      <w:r>
-        <w:rPr>
-          <w:rFonts w:asciiTheme="majorHAnsi" w:hAnsiTheme="majorHAnsi"/>
-        </w:rPr>
-        <w:t xml:space="preserve">Middleware components run in the order they are added with </w:t>
-      </w:r>
-      <w:proofErr w:type="spellStart"/>
-      <w:proofErr w:type="gramStart"/>
-      <w:r>
-        <w:rPr>
-          <w:rFonts w:asciiTheme="majorHAnsi" w:hAnsiTheme="majorHAnsi"/>
-        </w:rPr>
-        <w:t>app.Use</w:t>
-      </w:r>
-      <w:proofErr w:type="spellEnd"/>
-      <w:proofErr w:type="gramEnd"/>
-      <w:r>
-        <w:rPr>
-          <w:rFonts w:asciiTheme="majorHAnsi" w:hAnsiTheme="majorHAnsi"/>
-        </w:rPr>
-        <w:t>...; each can act before and after calling the next component.</w:t>
-      </w:r>
-    </w:p>
-    <w:p>
-      <w:pPr>
-        <w:pStyle w:val="ListBullet"/>
-        <w:rPr>
-          <w:rFonts w:asciiTheme="majorHAnsi" w:hAnsiTheme="majorHAnsi"/>
-        </w:rPr>
-      </w:pPr>
-      <w:r>
-        <w:rPr>
-          <w:rFonts w:asciiTheme="majorHAnsi" w:hAnsiTheme="majorHAnsi"/>
-        </w:rPr>
-        <w:t>Typical order is exception handling, HTTPS redirection, CORS, authentication, authorization, then endpoint routing.</w:t>
-      </w:r>
-    </w:p>
-    <w:p>
-      <w:pPr>
-        <w:pStyle w:val="ListBullet"/>
-        <w:rPr>
-          <w:rFonts w:asciiTheme="majorHAnsi" w:hAnsiTheme="majorHAnsi"/>
-        </w:rPr>
-      </w:pPr>
-      <w:r>
-        <w:rPr>
-          <w:rFonts w:asciiTheme="majorHAnsi" w:hAnsiTheme="majorHAnsi"/>
-        </w:rPr>
-        <w:t>Custom cross-cutting concerns (logging, timing, correlation IDs) are natural to implement as middleware.</w:t>
-      </w:r>
-    </w:p>
-    <w:p>
-      <w:pPr>
-        <w:pStyle w:val="Heading2"/>
-      </w:pPr>
-      <w:r>
         <w:lastRenderedPageBreak/>
-        <w:t>1.8 Serialization and content negotiation</w:t>
-      </w:r>
-    </w:p>
-    <w:p>
-      <w:pPr>
-        <w:pStyle w:val="ListBullet"/>
-        <w:rPr>
-          <w:rFonts w:asciiTheme="majorHAnsi" w:hAnsiTheme="majorHAnsi"/>
-        </w:rPr>
-      </w:pPr>
-      <w:proofErr w:type="spellStart"/>
-      <w:proofErr w:type="gramStart"/>
-      <w:r>
-        <w:rPr>
-          <w:rFonts w:asciiTheme="majorHAnsi" w:hAnsiTheme="majorHAnsi"/>
-        </w:rPr>
-        <w:t>System.Text.Json</w:t>
-      </w:r>
-      <w:proofErr w:type="spellEnd"/>
-      <w:proofErr w:type="gramEnd"/>
-      <w:r>
-        <w:rPr>
-          <w:rFonts w:asciiTheme="majorHAnsi" w:hAnsiTheme="majorHAnsi"/>
-        </w:rPr>
-        <w:t xml:space="preserve"> is the built-in serializer; options like camelCase naming and ignoring nulls are set in </w:t>
-      </w:r>
-      <w:proofErr w:type="spellStart"/>
-      <w:r>
-        <w:rPr>
-          <w:rFonts w:asciiTheme="majorHAnsi" w:hAnsiTheme="majorHAnsi"/>
-        </w:rPr>
-        <w:t>AddControllers</w:t>
-      </w:r>
-      <w:proofErr w:type="spellEnd"/>
-      <w:r>
-        <w:rPr>
-          <w:rFonts w:asciiTheme="majorHAnsi" w:hAnsiTheme="majorHAnsi"/>
-        </w:rPr>
-        <w:t>.</w:t>
-      </w:r>
-    </w:p>
-    <w:p>
-      <w:pPr>
-        <w:pStyle w:val="ListBullet"/>
-        <w:rPr>
-          <w:rFonts w:asciiTheme="majorHAnsi" w:hAnsiTheme="majorHAnsi"/>
-        </w:rPr>
-      </w:pPr>
-      <w:r>
-        <w:rPr>
-          <w:rFonts w:asciiTheme="majorHAnsi" w:hAnsiTheme="majorHAnsi"/>
-        </w:rPr>
-        <w:t>Content negotiation picks a formatter from the Accept header; JSON is the default and usually the only one needed.</w:t>
-      </w:r>
-    </w:p>
-    <w:p>
-      <w:pPr>
-        <w:pStyle w:val="ListBullet"/>
-        <w:rPr>
-          <w:rFonts w:asciiTheme="majorHAnsi" w:hAnsiTheme="majorHAnsi"/>
-        </w:rPr>
-      </w:pPr>
-      <w:r>
-        <w:rPr>
-          <w:rFonts w:asciiTheme="majorHAnsi" w:hAnsiTheme="majorHAnsi"/>
-        </w:rPr>
-        <w:t>Returning DTOs instead of entities keeps the wire contract stable and avoids leaking database or navigation properties.</w:t>
-      </w:r>
-    </w:p>
-    <w:p>
-      <w:pPr>
-        <w:pStyle w:val="Heading2"/>
-      </w:pPr>
-      <w:r>
-        <w:t xml:space="preserve">1.9 Error handling and </w:t>
-      </w:r>
-      <w:proofErr w:type="spellStart"/>
-      <w:r>
-        <w:t>ProblemDetails</w:t>
-      </w:r>
-      <w:proofErr w:type="spellEnd"/>
-    </w:p>
-    <w:p>
-      <w:pPr>
-        <w:pStyle w:val="ListBullet"/>
-        <w:rPr>
-          <w:rFonts w:asciiTheme="majorHAnsi" w:hAnsiTheme="majorHAnsi"/>
-        </w:rPr>
-      </w:pPr>
-      <w:proofErr w:type="spellStart"/>
-      <w:r>
-        <w:rPr>
-          <w:rFonts w:asciiTheme="majorHAnsi" w:hAnsiTheme="majorHAnsi"/>
-        </w:rPr>
-        <w:t>UseExceptionHandler</w:t>
-      </w:r>
-      <w:proofErr w:type="spellEnd"/>
-      <w:r>
-        <w:rPr>
-          <w:rFonts w:asciiTheme="majorHAnsi" w:hAnsiTheme="majorHAnsi"/>
-        </w:rPr>
-        <w:t xml:space="preserve"> or a custom middleware converts unhandled exceptions into a consistent JSON error instead of a stack trace.</w:t>
-      </w:r>
-    </w:p>
-    <w:p>
-      <w:pPr>
-        <w:pStyle w:val="ListBullet"/>
-        <w:rPr>
-          <w:rFonts w:asciiTheme="majorHAnsi" w:hAnsiTheme="majorHAnsi"/>
-        </w:rPr>
-      </w:pPr>
-      <w:r>
-        <w:rPr>
-          <w:rFonts w:asciiTheme="majorHAnsi" w:hAnsiTheme="majorHAnsi"/>
-        </w:rPr>
-        <w:t xml:space="preserve">RFC 7807 </w:t>
-      </w:r>
-      <w:proofErr w:type="spellStart"/>
-      <w:r>
-        <w:rPr>
-          <w:rFonts w:asciiTheme="majorHAnsi" w:hAnsiTheme="majorHAnsi"/>
-        </w:rPr>
-        <w:t>ProblemDetails</w:t>
-      </w:r>
-      <w:proofErr w:type="spellEnd"/>
-      <w:r>
-        <w:rPr>
-          <w:rFonts w:asciiTheme="majorHAnsi" w:hAnsiTheme="majorHAnsi"/>
-        </w:rPr>
-        <w:t xml:space="preserve"> is the standard shape: type, title, status, detail and instance fields.</w:t>
-      </w:r>
-    </w:p>
-    <w:p>
-      <w:pPr>
-        <w:pStyle w:val="ListBullet"/>
-        <w:rPr>
-          <w:rFonts w:asciiTheme="majorHAnsi" w:hAnsiTheme="majorHAnsi"/>
-        </w:rPr>
-      </w:pPr>
-      <w:proofErr w:type="spellStart"/>
-      <w:proofErr w:type="gramStart"/>
-      <w:r>
-        <w:rPr>
-          <w:rFonts w:asciiTheme="majorHAnsi" w:hAnsiTheme="majorHAnsi"/>
-        </w:rPr>
-        <w:t>AddProblemDetails</w:t>
-      </w:r>
-      <w:proofErr w:type="spellEnd"/>
-      <w:r>
-        <w:rPr>
-          <w:rFonts w:asciiTheme="majorHAnsi" w:hAnsiTheme="majorHAnsi"/>
-        </w:rPr>
-        <w:t>(</w:t>
-      </w:r>
-      <w:proofErr w:type="gramEnd"/>
-      <w:r>
-        <w:rPr>
-          <w:rFonts w:asciiTheme="majorHAnsi" w:hAnsiTheme="majorHAnsi"/>
-        </w:rPr>
-        <w:t>) registers the service so 404s and 500s are returned in the same structured format.</w:t>
-      </w:r>
-    </w:p>
-    <w:p>
-      <w:pPr>
-        <w:pStyle w:val="Heading2"/>
-      </w:pPr>
-      <w:r>
         <w:t>1.10 CORS</w:t>
       </w:r>
     </w:p>
@@ -3395,8 +3506,524 @@
         <w:rPr>
           <w:rFonts w:asciiTheme="majorHAnsi" w:hAnsiTheme="majorHAnsi"/>
         </w:rPr>
+        <w:t xml:space="preserve">It tracks changes to loaded objects and generates the INSERT, UPDATE and DELETE statements when </w:t>
+      </w:r>
+      <w:proofErr w:type="spellStart"/>
+      <w:r>
+        <w:rPr>
+          <w:rFonts w:asciiTheme="majorHAnsi" w:hAnsiTheme="majorHAnsi"/>
+        </w:rPr>
+        <w:t>SaveChanges</w:t>
+      </w:r>
+      <w:proofErr w:type="spellEnd"/>
+      <w:r>
+        <w:rPr>
+          <w:rFonts w:asciiTheme="majorHAnsi" w:hAnsiTheme="majorHAnsi"/>
+        </w:rPr>
+        <w:t xml:space="preserve"> is called.</w:t>
+      </w:r>
+    </w:p>
+    <w:p>
+      <w:pPr>
+        <w:pStyle w:val="Heading2"/>
+      </w:pPr>
+      <w:r>
+        <w:t xml:space="preserve">2.2 DbContext and </w:t>
+      </w:r>
+      <w:proofErr w:type="spellStart"/>
+      <w:r>
+        <w:t>DbSet</w:t>
+      </w:r>
+      <w:proofErr w:type="spellEnd"/>
+    </w:p>
+    <w:p>
+      <w:pPr>
+        <w:pStyle w:val="ListBullet"/>
+        <w:rPr>
+          <w:rFonts w:asciiTheme="majorHAnsi" w:hAnsiTheme="majorHAnsi"/>
+        </w:rPr>
+      </w:pPr>
+      <w:r>
+        <w:rPr>
+          <w:rFonts w:asciiTheme="majorHAnsi" w:hAnsiTheme="majorHAnsi"/>
+        </w:rPr>
+        <w:t xml:space="preserve">DbContext is the unit of work and connection manager; each </w:t>
+      </w:r>
+      <w:proofErr w:type="spellStart"/>
+      <w:r>
+        <w:rPr>
+          <w:rFonts w:asciiTheme="majorHAnsi" w:hAnsiTheme="majorHAnsi"/>
+        </w:rPr>
+        <w:t>DbSet</w:t>
+      </w:r>
+      <w:proofErr w:type="spellEnd"/>
+      <w:r>
+        <w:rPr>
+          <w:rFonts w:asciiTheme="majorHAnsi" w:hAnsiTheme="majorHAnsi"/>
+        </w:rPr>
+        <w:t>&lt;T&gt; property maps to a table of that entity type.</w:t>
+      </w:r>
+    </w:p>
+    <w:p>
+      <w:pPr>
+        <w:pStyle w:val="ListBullet"/>
+        <w:rPr>
+          <w:rFonts w:asciiTheme="majorHAnsi" w:hAnsiTheme="majorHAnsi"/>
+        </w:rPr>
+      </w:pPr>
+      <w:r>
+        <w:rPr>
+          <w:rFonts w:asciiTheme="majorHAnsi" w:hAnsiTheme="majorHAnsi"/>
+        </w:rPr>
+        <w:t>The context is short-lived - created per request in web apps - and must not be shared across threads.</w:t>
+      </w:r>
+    </w:p>
+    <w:p>
+      <w:pPr>
+        <w:pStyle w:val="ListBullet"/>
+        <w:rPr>
+          <w:rFonts w:asciiTheme="majorHAnsi" w:hAnsiTheme="majorHAnsi"/>
+        </w:rPr>
+      </w:pPr>
+      <w:proofErr w:type="spellStart"/>
+      <w:r>
+        <w:rPr>
+          <w:rFonts w:asciiTheme="majorHAnsi" w:hAnsiTheme="majorHAnsi"/>
+        </w:rPr>
+        <w:t>OnModelCreating</w:t>
+      </w:r>
+      <w:proofErr w:type="spellEnd"/>
+      <w:r>
+        <w:rPr>
+          <w:rFonts w:asciiTheme="majorHAnsi" w:hAnsiTheme="majorHAnsi"/>
+        </w:rPr>
+        <w:t xml:space="preserve"> or configuration classes describe keys, relationships and constraints that cannot be inferred by convention.</w:t>
+      </w:r>
+    </w:p>
+    <w:p>
+      <w:pPr>
+        <w:pStyle w:val="Heading2"/>
+      </w:pPr>
+      <w:r>
+        <w:t>2.3 Configuring the model</w:t>
+      </w:r>
+    </w:p>
+    <w:p>
+      <w:pPr>
+        <w:pStyle w:val="ListBullet"/>
+        <w:rPr>
+          <w:rFonts w:asciiTheme="majorHAnsi" w:hAnsiTheme="majorHAnsi"/>
+        </w:rPr>
+      </w:pPr>
+      <w:r>
+        <w:rPr>
+          <w:rFonts w:asciiTheme="majorHAnsi" w:hAnsiTheme="majorHAnsi"/>
+        </w:rPr>
+        <w:t>By convention a property named Id or &lt;Type&gt;Id becomes the primary key and string properties become nullable text columns.</w:t>
+      </w:r>
+    </w:p>
+    <w:p>
+      <w:pPr>
+        <w:pStyle w:val="ListBullet"/>
+        <w:rPr>
+          <w:rFonts w:asciiTheme="majorHAnsi" w:hAnsiTheme="majorHAnsi"/>
+        </w:rPr>
+      </w:pPr>
+      <w:r>
+        <w:rPr>
+          <w:rFonts w:asciiTheme="majorHAnsi" w:hAnsiTheme="majorHAnsi"/>
+        </w:rPr>
         <w:lastRenderedPageBreak/>
-        <w:t xml:space="preserve">It tracks changes to loaded objects and generates the INSERT, UPDATE and DELETE statements when </w:t>
+        <w:t>Data annotations ([Key], [Required], [</w:t>
+      </w:r>
+      <w:proofErr w:type="spellStart"/>
+      <w:r>
+        <w:rPr>
+          <w:rFonts w:asciiTheme="majorHAnsi" w:hAnsiTheme="majorHAnsi"/>
+        </w:rPr>
+        <w:t>MaxLength</w:t>
+      </w:r>
+      <w:proofErr w:type="spellEnd"/>
+      <w:r>
+        <w:rPr>
+          <w:rFonts w:asciiTheme="majorHAnsi" w:hAnsiTheme="majorHAnsi"/>
+        </w:rPr>
+        <w:t xml:space="preserve">]) put simple rules on the entity; the Fluent API in </w:t>
+      </w:r>
+      <w:proofErr w:type="spellStart"/>
+      <w:r>
+        <w:rPr>
+          <w:rFonts w:asciiTheme="majorHAnsi" w:hAnsiTheme="majorHAnsi"/>
+        </w:rPr>
+        <w:t>OnModelCreating</w:t>
+      </w:r>
+      <w:proofErr w:type="spellEnd"/>
+      <w:r>
+        <w:rPr>
+          <w:rFonts w:asciiTheme="majorHAnsi" w:hAnsiTheme="majorHAnsi"/>
+        </w:rPr>
+        <w:t xml:space="preserve"> handles the complex ones.</w:t>
+      </w:r>
+    </w:p>
+    <w:p>
+      <w:pPr>
+        <w:pStyle w:val="ListBullet"/>
+        <w:rPr>
+          <w:rFonts w:asciiTheme="majorHAnsi" w:hAnsiTheme="majorHAnsi"/>
+        </w:rPr>
+      </w:pPr>
+      <w:r>
+        <w:rPr>
+          <w:rFonts w:asciiTheme="majorHAnsi" w:hAnsiTheme="majorHAnsi"/>
+        </w:rPr>
+        <w:t>The Fluent API is preferred for relationships, composite keys, indexes and default values because it keeps entities free of persistence attributes.</w:t>
+      </w:r>
+    </w:p>
+    <w:p>
+      <w:pPr>
+        <w:pStyle w:val="Heading2"/>
+      </w:pPr>
+      <w:r>
+        <w:t>2.4 Providers and connection strings</w:t>
+      </w:r>
+    </w:p>
+    <w:p>
+      <w:pPr>
+        <w:pStyle w:val="ListBullet"/>
+        <w:rPr>
+          <w:rFonts w:asciiTheme="majorHAnsi" w:hAnsiTheme="majorHAnsi"/>
+        </w:rPr>
+      </w:pPr>
+      <w:r>
+        <w:rPr>
+          <w:rFonts w:asciiTheme="majorHAnsi" w:hAnsiTheme="majorHAnsi"/>
+        </w:rPr>
+        <w:t xml:space="preserve">The provider is chosen in options with </w:t>
+      </w:r>
+      <w:proofErr w:type="spellStart"/>
+      <w:r>
+        <w:rPr>
+          <w:rFonts w:asciiTheme="majorHAnsi" w:hAnsiTheme="majorHAnsi"/>
+        </w:rPr>
+        <w:t>UseSqlite</w:t>
+      </w:r>
+      <w:proofErr w:type="spellEnd"/>
+      <w:r>
+        <w:rPr>
+          <w:rFonts w:asciiTheme="majorHAnsi" w:hAnsiTheme="majorHAnsi"/>
+        </w:rPr>
+        <w:t xml:space="preserve">, </w:t>
+      </w:r>
+      <w:proofErr w:type="spellStart"/>
+      <w:r>
+        <w:rPr>
+          <w:rFonts w:asciiTheme="majorHAnsi" w:hAnsiTheme="majorHAnsi"/>
+        </w:rPr>
+        <w:t>UseSqlServer</w:t>
+      </w:r>
+      <w:proofErr w:type="spellEnd"/>
+      <w:r>
+        <w:rPr>
+          <w:rFonts w:asciiTheme="majorHAnsi" w:hAnsiTheme="majorHAnsi"/>
+        </w:rPr>
+        <w:t>, etc., and only that provider's NuGet package is referenced.</w:t>
+      </w:r>
+    </w:p>
+    <w:p>
+      <w:pPr>
+        <w:pStyle w:val="ListBullet"/>
+        <w:rPr>
+          <w:rFonts w:asciiTheme="majorHAnsi" w:hAnsiTheme="majorHAnsi"/>
+        </w:rPr>
+      </w:pPr>
+      <w:r>
+        <w:rPr>
+          <w:rFonts w:asciiTheme="majorHAnsi" w:hAnsiTheme="majorHAnsi"/>
+        </w:rPr>
+        <w:t xml:space="preserve">Connection strings live in </w:t>
+      </w:r>
+      <w:proofErr w:type="spellStart"/>
+      <w:proofErr w:type="gramStart"/>
+      <w:r>
+        <w:rPr>
+          <w:rFonts w:asciiTheme="majorHAnsi" w:hAnsiTheme="majorHAnsi"/>
+        </w:rPr>
+        <w:t>appsettings.json</w:t>
+      </w:r>
+      <w:proofErr w:type="spellEnd"/>
+      <w:proofErr w:type="gramEnd"/>
+      <w:r>
+        <w:rPr>
+          <w:rFonts w:asciiTheme="majorHAnsi" w:hAnsiTheme="majorHAnsi"/>
+        </w:rPr>
+        <w:t xml:space="preserve"> under </w:t>
+      </w:r>
+      <w:proofErr w:type="spellStart"/>
+      <w:r>
+        <w:rPr>
+          <w:rFonts w:asciiTheme="majorHAnsi" w:hAnsiTheme="majorHAnsi"/>
+        </w:rPr>
+        <w:t>ConnectionStrings</w:t>
+      </w:r>
+      <w:proofErr w:type="spellEnd"/>
+      <w:r>
+        <w:rPr>
+          <w:rFonts w:asciiTheme="majorHAnsi" w:hAnsiTheme="majorHAnsi"/>
+        </w:rPr>
+        <w:t xml:space="preserve"> and are read with </w:t>
+      </w:r>
+      <w:proofErr w:type="spellStart"/>
+      <w:proofErr w:type="gramStart"/>
+      <w:r>
+        <w:rPr>
+          <w:rFonts w:asciiTheme="majorHAnsi" w:hAnsiTheme="majorHAnsi"/>
+        </w:rPr>
+        <w:t>builder.Configuration.GetConnectionString</w:t>
+      </w:r>
+      <w:proofErr w:type="spellEnd"/>
+      <w:proofErr w:type="gramEnd"/>
+      <w:r>
+        <w:rPr>
+          <w:rFonts w:asciiTheme="majorHAnsi" w:hAnsiTheme="majorHAnsi"/>
+        </w:rPr>
+        <w:t>.</w:t>
+      </w:r>
+    </w:p>
+    <w:p>
+      <w:pPr>
+        <w:pStyle w:val="ListBullet"/>
+        <w:rPr>
+          <w:rFonts w:asciiTheme="majorHAnsi" w:hAnsiTheme="majorHAnsi"/>
+        </w:rPr>
+      </w:pPr>
+      <w:r>
+        <w:rPr>
+          <w:rFonts w:asciiTheme="majorHAnsi" w:hAnsiTheme="majorHAnsi"/>
+        </w:rPr>
+        <w:t>SQLite stores the whole database in a single file, which is ideal for coursework and local development.</w:t>
+      </w:r>
+    </w:p>
+    <w:p>
+      <w:pPr>
+        <w:pStyle w:val="Heading2"/>
+      </w:pPr>
+      <w:r>
+        <w:t>2.5 Migrations</w:t>
+      </w:r>
+    </w:p>
+    <w:p>
+      <w:pPr>
+        <w:pStyle w:val="ListBullet"/>
+        <w:rPr>
+          <w:rFonts w:asciiTheme="majorHAnsi" w:hAnsiTheme="majorHAnsi"/>
+        </w:rPr>
+      </w:pPr>
+      <w:r>
+        <w:rPr>
+          <w:rFonts w:asciiTheme="majorHAnsi" w:hAnsiTheme="majorHAnsi"/>
+        </w:rPr>
+        <w:t>A migration is generated C# that records the schema change from the current model against the last snapshot.</w:t>
+      </w:r>
+    </w:p>
+    <w:p>
+      <w:pPr>
+        <w:pStyle w:val="ListBullet"/>
+        <w:rPr>
+          <w:rFonts w:asciiTheme="majorHAnsi" w:hAnsiTheme="majorHAnsi"/>
+        </w:rPr>
+      </w:pPr>
+      <w:r>
+        <w:rPr>
+          <w:rFonts w:asciiTheme="majorHAnsi" w:hAnsiTheme="majorHAnsi"/>
+        </w:rPr>
+        <w:t xml:space="preserve">dotnet </w:t>
+      </w:r>
+      <w:proofErr w:type="spellStart"/>
+      <w:r>
+        <w:rPr>
+          <w:rFonts w:asciiTheme="majorHAnsi" w:hAnsiTheme="majorHAnsi"/>
+        </w:rPr>
+        <w:t>ef</w:t>
+      </w:r>
+      <w:proofErr w:type="spellEnd"/>
+      <w:r>
+        <w:rPr>
+          <w:rFonts w:asciiTheme="majorHAnsi" w:hAnsiTheme="majorHAnsi"/>
+        </w:rPr>
+        <w:t xml:space="preserve"> migrations add &lt;Name&gt; creates it and dotnet </w:t>
+      </w:r>
+      <w:proofErr w:type="spellStart"/>
+      <w:r>
+        <w:rPr>
+          <w:rFonts w:asciiTheme="majorHAnsi" w:hAnsiTheme="majorHAnsi"/>
+        </w:rPr>
+        <w:t>ef</w:t>
+      </w:r>
+      <w:proofErr w:type="spellEnd"/>
+      <w:r>
+        <w:rPr>
+          <w:rFonts w:asciiTheme="majorHAnsi" w:hAnsiTheme="majorHAnsi"/>
+        </w:rPr>
+        <w:t xml:space="preserve"> database update applies pending migrations to the database.</w:t>
+      </w:r>
+    </w:p>
+    <w:p>
+      <w:pPr>
+        <w:pStyle w:val="ListBullet"/>
+        <w:rPr>
+          <w:rFonts w:asciiTheme="majorHAnsi" w:hAnsiTheme="majorHAnsi"/>
+        </w:rPr>
+      </w:pPr>
+      <w:r>
+        <w:rPr>
+          <w:rFonts w:asciiTheme="majorHAnsi" w:hAnsiTheme="majorHAnsi"/>
+        </w:rPr>
+        <w:t xml:space="preserve">Migrations are committed to source control so every environment can rebuild an identical schema; </w:t>
+      </w:r>
+      <w:proofErr w:type="spellStart"/>
+      <w:proofErr w:type="gramStart"/>
+      <w:r>
+        <w:rPr>
+          <w:rFonts w:asciiTheme="majorHAnsi" w:hAnsiTheme="majorHAnsi"/>
+        </w:rPr>
+        <w:t>context.Database.Migrate</w:t>
+      </w:r>
+      <w:proofErr w:type="spellEnd"/>
+      <w:proofErr w:type="gramEnd"/>
+      <w:r>
+        <w:rPr>
+          <w:rFonts w:asciiTheme="majorHAnsi" w:hAnsiTheme="majorHAnsi"/>
+        </w:rPr>
+        <w:t>() can apply them at startup.</w:t>
+      </w:r>
+    </w:p>
+    <w:p>
+      <w:pPr>
+        <w:pStyle w:val="Heading2"/>
+      </w:pPr>
+      <w:r>
+        <w:t>2.6 Querying with LINQ</w:t>
+      </w:r>
+    </w:p>
+    <w:p>
+      <w:pPr>
+        <w:pStyle w:val="ListBullet"/>
+        <w:rPr>
+          <w:rFonts w:asciiTheme="majorHAnsi" w:hAnsiTheme="majorHAnsi"/>
+        </w:rPr>
+      </w:pPr>
+      <w:r>
+        <w:rPr>
+          <w:rFonts w:asciiTheme="majorHAnsi" w:hAnsiTheme="majorHAnsi"/>
+        </w:rPr>
+        <w:t xml:space="preserve">LINQ queries against a </w:t>
+      </w:r>
+      <w:proofErr w:type="spellStart"/>
+      <w:r>
+        <w:rPr>
+          <w:rFonts w:asciiTheme="majorHAnsi" w:hAnsiTheme="majorHAnsi"/>
+        </w:rPr>
+        <w:t>DbSet</w:t>
+      </w:r>
+      <w:proofErr w:type="spellEnd"/>
+      <w:r>
+        <w:rPr>
+          <w:rFonts w:asciiTheme="majorHAnsi" w:hAnsiTheme="majorHAnsi"/>
+        </w:rPr>
+        <w:t xml:space="preserve"> are translated to SQL and executed only when enumerated (</w:t>
+      </w:r>
+      <w:proofErr w:type="spellStart"/>
+      <w:r>
+        <w:rPr>
+          <w:rFonts w:asciiTheme="majorHAnsi" w:hAnsiTheme="majorHAnsi"/>
+        </w:rPr>
+        <w:t>ToList</w:t>
+      </w:r>
+      <w:proofErr w:type="spellEnd"/>
+      <w:r>
+        <w:rPr>
+          <w:rFonts w:asciiTheme="majorHAnsi" w:hAnsiTheme="majorHAnsi"/>
+        </w:rPr>
+        <w:t xml:space="preserve">, </w:t>
+      </w:r>
+      <w:proofErr w:type="spellStart"/>
+      <w:r>
+        <w:rPr>
+          <w:rFonts w:asciiTheme="majorHAnsi" w:hAnsiTheme="majorHAnsi"/>
+        </w:rPr>
+        <w:t>FirstOrDefault</w:t>
+      </w:r>
+      <w:proofErr w:type="spellEnd"/>
+      <w:r>
+        <w:rPr>
+          <w:rFonts w:asciiTheme="majorHAnsi" w:hAnsiTheme="majorHAnsi"/>
+        </w:rPr>
+        <w:t>, foreach).</w:t>
+      </w:r>
+    </w:p>
+    <w:p>
+      <w:pPr>
+        <w:pStyle w:val="ListBullet"/>
+        <w:rPr>
+          <w:rFonts w:asciiTheme="majorHAnsi" w:hAnsiTheme="majorHAnsi"/>
+        </w:rPr>
+      </w:pPr>
+      <w:r>
+        <w:rPr>
+          <w:rFonts w:asciiTheme="majorHAnsi" w:hAnsiTheme="majorHAnsi"/>
+        </w:rPr>
+        <w:t xml:space="preserve">Where, </w:t>
+      </w:r>
+      <w:proofErr w:type="spellStart"/>
+      <w:r>
+        <w:rPr>
+          <w:rFonts w:asciiTheme="majorHAnsi" w:hAnsiTheme="majorHAnsi"/>
+        </w:rPr>
+        <w:t>OrderBy</w:t>
+      </w:r>
+      <w:proofErr w:type="spellEnd"/>
+      <w:r>
+        <w:rPr>
+          <w:rFonts w:asciiTheme="majorHAnsi" w:hAnsiTheme="majorHAnsi"/>
+        </w:rPr>
+        <w:t>, Select and Skip/Take compose into one round trip; Select into a DTO fetches only the needed columns.</w:t>
+      </w:r>
+    </w:p>
+    <w:p>
+      <w:pPr>
+        <w:pStyle w:val="ListBullet"/>
+        <w:rPr>
+          <w:rFonts w:asciiTheme="majorHAnsi" w:hAnsiTheme="majorHAnsi"/>
+        </w:rPr>
+      </w:pPr>
+      <w:r>
+        <w:rPr>
+          <w:rFonts w:asciiTheme="majorHAnsi" w:hAnsiTheme="majorHAnsi"/>
+        </w:rPr>
+        <w:t>Client-side evaluation of an unsupported expression throws, which pushes you to keep queries translatable.</w:t>
+      </w:r>
+    </w:p>
+    <w:p>
+      <w:pPr>
+        <w:pStyle w:val="Heading2"/>
+      </w:pPr>
+      <w:r>
+        <w:t>2.7 Change tracking</w:t>
+      </w:r>
+    </w:p>
+    <w:p>
+      <w:pPr>
+        <w:pStyle w:val="ListBullet"/>
+        <w:ind w:left="0" w:firstLine="0"/>
+        <w:rPr>
+          <w:rFonts w:asciiTheme="majorHAnsi" w:hAnsiTheme="majorHAnsi"/>
+        </w:rPr>
+      </w:pPr>
+      <w:r>
+        <w:rPr>
+          <w:rFonts w:asciiTheme="majorHAnsi" w:hAnsiTheme="majorHAnsi"/>
+        </w:rPr>
+        <w:t xml:space="preserve">Entities returned by a normal query are tracked, so modifying a property and calling </w:t>
       </w:r>
       <w:proofErr w:type="spellStart"/>
       <w:r>
@@ -3410,7 +4037,59 @@
         <w:rPr>
           <w:rFonts w:asciiTheme="majorHAnsi" w:hAnsiTheme="majorHAnsi"/>
         </w:rPr>
-        <w:t xml:space="preserve"> is called.</w:t>
+        <w:t xml:space="preserve"> is enough to persist it.</w:t>
+      </w:r>
+    </w:p>
+    <w:p>
+      <w:pPr>
+        <w:pStyle w:val="ListBullet"/>
+        <w:ind w:left="0" w:firstLine="0"/>
+        <w:rPr>
+          <w:rFonts w:asciiTheme="majorHAnsi" w:hAnsiTheme="majorHAnsi"/>
+        </w:rPr>
+      </w:pPr>
+      <w:proofErr w:type="spellStart"/>
+      <w:r>
+        <w:rPr>
+          <w:rFonts w:asciiTheme="majorHAnsi" w:hAnsiTheme="majorHAnsi"/>
+        </w:rPr>
+        <w:t>AsNoTracking</w:t>
+      </w:r>
+      <w:proofErr w:type="spellEnd"/>
+      <w:r>
+        <w:rPr>
+          <w:rFonts w:asciiTheme="majorHAnsi" w:hAnsiTheme="majorHAnsi"/>
+        </w:rPr>
+        <w:t xml:space="preserve"> skips the snapshot and is faster for read-only queries that will never be updated.</w:t>
+      </w:r>
+    </w:p>
+    <w:p>
+      <w:pPr>
+        <w:pStyle w:val="ListBullet"/>
+        <w:ind w:left="0" w:firstLine="0"/>
+        <w:rPr>
+          <w:rFonts w:asciiTheme="majorHAnsi" w:hAnsiTheme="majorHAnsi"/>
+        </w:rPr>
+      </w:pPr>
+      <w:r>
+        <w:rPr>
+          <w:rFonts w:asciiTheme="majorHAnsi" w:hAnsiTheme="majorHAnsi"/>
+        </w:rPr>
+        <w:t xml:space="preserve">Add, Update and Remove set the entity state that </w:t>
+      </w:r>
+      <w:proofErr w:type="spellStart"/>
+      <w:r>
+        <w:rPr>
+          <w:rFonts w:asciiTheme="majorHAnsi" w:hAnsiTheme="majorHAnsi"/>
+        </w:rPr>
+        <w:t>SaveChanges</w:t>
+      </w:r>
+      <w:proofErr w:type="spellEnd"/>
+      <w:r>
+        <w:rPr>
+          <w:rFonts w:asciiTheme="majorHAnsi" w:hAnsiTheme="majorHAnsi"/>
+        </w:rPr>
+        <w:t xml:space="preserve"> reads to decide which SQL command to emit.</w:t>
       </w:r>
     </w:p>
     <w:p>
@@ -3418,218 +4097,51 @@
         <w:pStyle w:val="Heading2"/>
       </w:pPr>
       <w:r>
-        <w:t xml:space="preserve">2.2 DbContext and </w:t>
-      </w:r>
-      <w:proofErr w:type="spellStart"/>
-      <w:r>
-        <w:t>DbSet</w:t>
-      </w:r>
-      <w:proofErr w:type="spellEnd"/>
-    </w:p>
-    <w:p>
-      <w:pPr>
-        <w:pStyle w:val="ListBullet"/>
-        <w:rPr>
-          <w:rFonts w:asciiTheme="majorHAnsi" w:hAnsiTheme="majorHAnsi"/>
-        </w:rPr>
-      </w:pPr>
-      <w:r>
-        <w:rPr>
-          <w:rFonts w:asciiTheme="majorHAnsi" w:hAnsiTheme="majorHAnsi"/>
-        </w:rPr>
-        <w:t xml:space="preserve">DbContext is the unit of work and connection manager; each </w:t>
-      </w:r>
-      <w:proofErr w:type="spellStart"/>
-      <w:r>
-        <w:rPr>
-          <w:rFonts w:asciiTheme="majorHAnsi" w:hAnsiTheme="majorHAnsi"/>
-        </w:rPr>
-        <w:t>DbSet</w:t>
-      </w:r>
-      <w:proofErr w:type="spellEnd"/>
-      <w:r>
-        <w:rPr>
-          <w:rFonts w:asciiTheme="majorHAnsi" w:hAnsiTheme="majorHAnsi"/>
-        </w:rPr>
-        <w:t>&lt;T&gt; property maps to a table of that entity type.</w:t>
-      </w:r>
-    </w:p>
-    <w:p>
-      <w:pPr>
-        <w:pStyle w:val="ListBullet"/>
-        <w:rPr>
-          <w:rFonts w:asciiTheme="majorHAnsi" w:hAnsiTheme="majorHAnsi"/>
-        </w:rPr>
-      </w:pPr>
-      <w:r>
-        <w:rPr>
-          <w:rFonts w:asciiTheme="majorHAnsi" w:hAnsiTheme="majorHAnsi"/>
-        </w:rPr>
-        <w:t>The context is short-lived - created per request in web apps - and must not be shared across threads.</w:t>
-      </w:r>
-    </w:p>
-    <w:p>
-      <w:pPr>
-        <w:pStyle w:val="ListBullet"/>
-        <w:rPr>
-          <w:rFonts w:asciiTheme="majorHAnsi" w:hAnsiTheme="majorHAnsi"/>
-        </w:rPr>
-      </w:pPr>
-      <w:proofErr w:type="spellStart"/>
-      <w:r>
-        <w:rPr>
-          <w:rFonts w:asciiTheme="majorHAnsi" w:hAnsiTheme="majorHAnsi"/>
-        </w:rPr>
-        <w:t>OnModelCreating</w:t>
-      </w:r>
-      <w:proofErr w:type="spellEnd"/>
-      <w:r>
-        <w:rPr>
-          <w:rFonts w:asciiTheme="majorHAnsi" w:hAnsiTheme="majorHAnsi"/>
-        </w:rPr>
-        <w:t xml:space="preserve"> or configuration classes describe keys, relationships and constraints that cannot be inferred by convention.</w:t>
-      </w:r>
-    </w:p>
-    <w:p>
-      <w:pPr>
-        <w:pStyle w:val="Heading2"/>
-      </w:pPr>
-      <w:r>
-        <w:t>2.3 Configuring the model</w:t>
-      </w:r>
-    </w:p>
-    <w:p>
-      <w:pPr>
-        <w:pStyle w:val="ListBullet"/>
-        <w:rPr>
-          <w:rFonts w:asciiTheme="majorHAnsi" w:hAnsiTheme="majorHAnsi"/>
-        </w:rPr>
-      </w:pPr>
-      <w:r>
-        <w:rPr>
-          <w:rFonts w:asciiTheme="majorHAnsi" w:hAnsiTheme="majorHAnsi"/>
-        </w:rPr>
-        <w:t>By convention a property named Id or &lt;Type&gt;Id becomes the primary key and string properties become nullable text columns.</w:t>
-      </w:r>
-    </w:p>
-    <w:p>
-      <w:pPr>
-        <w:pStyle w:val="ListBullet"/>
-        <w:rPr>
-          <w:rFonts w:asciiTheme="majorHAnsi" w:hAnsiTheme="majorHAnsi"/>
-        </w:rPr>
-      </w:pPr>
-      <w:r>
-        <w:rPr>
-          <w:rFonts w:asciiTheme="majorHAnsi" w:hAnsiTheme="majorHAnsi"/>
-        </w:rPr>
-        <w:t>Data annotations ([Key], [Required], [</w:t>
-      </w:r>
-      <w:proofErr w:type="spellStart"/>
-      <w:r>
-        <w:rPr>
-          <w:rFonts w:asciiTheme="majorHAnsi" w:hAnsiTheme="majorHAnsi"/>
-        </w:rPr>
-        <w:t>MaxLength</w:t>
-      </w:r>
-      <w:proofErr w:type="spellEnd"/>
-      <w:r>
-        <w:rPr>
-          <w:rFonts w:asciiTheme="majorHAnsi" w:hAnsiTheme="majorHAnsi"/>
-        </w:rPr>
-        <w:t xml:space="preserve">]) put simple rules on the entity; the Fluent API in </w:t>
-      </w:r>
-      <w:proofErr w:type="spellStart"/>
-      <w:r>
-        <w:rPr>
-          <w:rFonts w:asciiTheme="majorHAnsi" w:hAnsiTheme="majorHAnsi"/>
-        </w:rPr>
-        <w:t>OnModelCreating</w:t>
-      </w:r>
-      <w:proofErr w:type="spellEnd"/>
-      <w:r>
-        <w:rPr>
-          <w:rFonts w:asciiTheme="majorHAnsi" w:hAnsiTheme="majorHAnsi"/>
-        </w:rPr>
-        <w:t xml:space="preserve"> handles the complex ones.</w:t>
-      </w:r>
-    </w:p>
-    <w:p>
-      <w:pPr>
-        <w:pStyle w:val="ListBullet"/>
-        <w:rPr>
-          <w:rFonts w:asciiTheme="majorHAnsi" w:hAnsiTheme="majorHAnsi"/>
-        </w:rPr>
-      </w:pPr>
-      <w:r>
-        <w:rPr>
-          <w:rFonts w:asciiTheme="majorHAnsi" w:hAnsiTheme="majorHAnsi"/>
-        </w:rPr>
-        <w:t>The Fluent API is preferred for relationships, composite keys, indexes and default values because it keeps entities free of persistence attributes.</w:t>
-      </w:r>
-    </w:p>
-    <w:p>
-      <w:pPr>
-        <w:pStyle w:val="Heading2"/>
-      </w:pPr>
-      <w:r>
-        <w:t>2.4 Providers and connection strings</w:t>
-      </w:r>
-    </w:p>
-    <w:p>
-      <w:pPr>
-        <w:pStyle w:val="ListBullet"/>
-        <w:rPr>
-          <w:rFonts w:asciiTheme="majorHAnsi" w:hAnsiTheme="majorHAnsi"/>
-        </w:rPr>
-      </w:pPr>
-      <w:r>
-        <w:rPr>
-          <w:rFonts w:asciiTheme="majorHAnsi" w:hAnsiTheme="majorHAnsi"/>
-        </w:rPr>
-        <w:t xml:space="preserve">The provider is chosen in options with </w:t>
-      </w:r>
-      <w:proofErr w:type="spellStart"/>
-      <w:r>
-        <w:rPr>
-          <w:rFonts w:asciiTheme="majorHAnsi" w:hAnsiTheme="majorHAnsi"/>
-        </w:rPr>
-        <w:t>UseSqlite</w:t>
-      </w:r>
-      <w:proofErr w:type="spellEnd"/>
-      <w:r>
-        <w:rPr>
-          <w:rFonts w:asciiTheme="majorHAnsi" w:hAnsiTheme="majorHAnsi"/>
-        </w:rPr>
-        <w:t xml:space="preserve">, </w:t>
-      </w:r>
-      <w:proofErr w:type="spellStart"/>
-      <w:r>
-        <w:rPr>
-          <w:rFonts w:asciiTheme="majorHAnsi" w:hAnsiTheme="majorHAnsi"/>
-        </w:rPr>
-        <w:t>UseSqlServer</w:t>
-      </w:r>
-      <w:proofErr w:type="spellEnd"/>
-      <w:r>
-        <w:rPr>
-          <w:rFonts w:asciiTheme="majorHAnsi" w:hAnsiTheme="majorHAnsi"/>
-        </w:rPr>
-        <w:t>, etc., and only that provider's NuGet package is referenced.</w:t>
-      </w:r>
-    </w:p>
-    <w:p>
-      <w:pPr>
-        <w:pStyle w:val="ListBullet"/>
-        <w:rPr>
-          <w:rFonts w:asciiTheme="majorHAnsi" w:hAnsiTheme="majorHAnsi"/>
-        </w:rPr>
-      </w:pPr>
-      <w:r>
-        <w:rPr>
-          <w:rFonts w:asciiTheme="majorHAnsi" w:hAnsiTheme="majorHAnsi"/>
-        </w:rPr>
-        <w:t xml:space="preserve">Connection strings live in </w:t>
+        <w:t>2.8 Loading related data</w:t>
+      </w:r>
+    </w:p>
+    <w:p>
+      <w:pPr>
+        <w:pStyle w:val="ListBullet"/>
+        <w:ind w:left="0" w:firstLine="0"/>
+        <w:rPr>
+          <w:rFonts w:asciiTheme="majorHAnsi" w:hAnsiTheme="majorHAnsi"/>
+        </w:rPr>
+      </w:pPr>
+      <w:r>
+        <w:rPr>
+          <w:rFonts w:asciiTheme="majorHAnsi" w:hAnsiTheme="majorHAnsi"/>
+        </w:rPr>
+        <w:t xml:space="preserve">Eager loading with Include pulls related rows in the same query; </w:t>
+      </w:r>
+      <w:proofErr w:type="spellStart"/>
+      <w:r>
+        <w:rPr>
+          <w:rFonts w:asciiTheme="majorHAnsi" w:hAnsiTheme="majorHAnsi"/>
+        </w:rPr>
+        <w:t>ThenInclude</w:t>
+      </w:r>
+      <w:proofErr w:type="spellEnd"/>
+      <w:r>
+        <w:rPr>
+          <w:rFonts w:asciiTheme="majorHAnsi" w:hAnsiTheme="majorHAnsi"/>
+        </w:rPr>
+        <w:t xml:space="preserve"> walks deeper into the graph.</w:t>
+      </w:r>
+    </w:p>
+    <w:p>
+      <w:pPr>
+        <w:pStyle w:val="ListBullet"/>
+        <w:ind w:left="0" w:firstLine="0"/>
+        <w:rPr>
+          <w:rFonts w:asciiTheme="majorHAnsi" w:hAnsiTheme="majorHAnsi"/>
+        </w:rPr>
+      </w:pPr>
+      <w:r>
+        <w:rPr>
+          <w:rFonts w:asciiTheme="majorHAnsi" w:hAnsiTheme="majorHAnsi"/>
+        </w:rPr>
+        <w:t xml:space="preserve">Explicit loading calls </w:t>
       </w:r>
       <w:proofErr w:type="spellStart"/>
       <w:proofErr w:type="gramStart"/>
@@ -3637,7 +4149,7 @@
         <w:rPr>
           <w:rFonts w:asciiTheme="majorHAnsi" w:hAnsiTheme="majorHAnsi"/>
         </w:rPr>
-        <w:t>appsettings.json</w:t>
+        <w:t>context.Entry</w:t>
       </w:r>
       <w:proofErr w:type="spellEnd"/>
       <w:proofErr w:type="gramEnd"/>
@@ -3645,242 +4157,41 @@
         <w:rPr>
           <w:rFonts w:asciiTheme="majorHAnsi" w:hAnsiTheme="majorHAnsi"/>
         </w:rPr>
-        <w:t xml:space="preserve"> under </w:t>
-      </w:r>
-      <w:proofErr w:type="spellStart"/>
-      <w:r>
-        <w:rPr>
-          <w:rFonts w:asciiTheme="majorHAnsi" w:hAnsiTheme="majorHAnsi"/>
-        </w:rPr>
-        <w:t>ConnectionStrings</w:t>
-      </w:r>
-      <w:proofErr w:type="spellEnd"/>
-      <w:r>
-        <w:rPr>
-          <w:rFonts w:asciiTheme="majorHAnsi" w:hAnsiTheme="majorHAnsi"/>
-        </w:rPr>
-        <w:t xml:space="preserve"> and are read with </w:t>
-      </w:r>
-      <w:proofErr w:type="spellStart"/>
+        <w:t>(x</w:t>
+      </w:r>
       <w:proofErr w:type="gramStart"/>
       <w:r>
         <w:rPr>
           <w:rFonts w:asciiTheme="majorHAnsi" w:hAnsiTheme="majorHAnsi"/>
         </w:rPr>
-        <w:t>builder.Configuration.GetConnectionString</w:t>
-      </w:r>
-      <w:proofErr w:type="spellEnd"/>
+        <w:t>).Collection(...).Load</w:t>
+      </w:r>
       <w:proofErr w:type="gramEnd"/>
       <w:r>
         <w:rPr>
           <w:rFonts w:asciiTheme="majorHAnsi" w:hAnsiTheme="majorHAnsi"/>
         </w:rPr>
+        <w:t xml:space="preserve">() later, when the related data is </w:t>
+      </w:r>
+      <w:proofErr w:type="gramStart"/>
+      <w:r>
+        <w:rPr>
+          <w:rFonts w:asciiTheme="majorHAnsi" w:hAnsiTheme="majorHAnsi"/>
+        </w:rPr>
+        <w:t>actually needed</w:t>
+      </w:r>
+      <w:proofErr w:type="gramEnd"/>
+      <w:r>
+        <w:rPr>
+          <w:rFonts w:asciiTheme="majorHAnsi" w:hAnsiTheme="majorHAnsi"/>
+        </w:rPr>
         <w:t>.</w:t>
       </w:r>
     </w:p>
     <w:p>
       <w:pPr>
         <w:pStyle w:val="ListBullet"/>
-        <w:rPr>
-          <w:rFonts w:asciiTheme="majorHAnsi" w:hAnsiTheme="majorHAnsi"/>
-        </w:rPr>
-      </w:pPr>
-      <w:r>
-        <w:rPr>
-          <w:rFonts w:asciiTheme="majorHAnsi" w:hAnsiTheme="majorHAnsi"/>
-        </w:rPr>
-        <w:t>SQLite stores the whole database in a single file, which is ideal for coursework and local development.</w:t>
-      </w:r>
-    </w:p>
-    <w:p>
-      <w:pPr>
-        <w:pStyle w:val="Heading2"/>
-      </w:pPr>
-      <w:r>
-        <w:t>2.5 Migrations</w:t>
-      </w:r>
-    </w:p>
-    <w:p>
-      <w:pPr>
-        <w:pStyle w:val="ListBullet"/>
-        <w:rPr>
-          <w:rFonts w:asciiTheme="majorHAnsi" w:hAnsiTheme="majorHAnsi"/>
-        </w:rPr>
-      </w:pPr>
-      <w:r>
-        <w:rPr>
-          <w:rFonts w:asciiTheme="majorHAnsi" w:hAnsiTheme="majorHAnsi"/>
-        </w:rPr>
-        <w:t>A migration is generated C# that records the schema change from the current model against the last snapshot.</w:t>
-      </w:r>
-    </w:p>
-    <w:p>
-      <w:pPr>
-        <w:pStyle w:val="ListBullet"/>
-        <w:rPr>
-          <w:rFonts w:asciiTheme="majorHAnsi" w:hAnsiTheme="majorHAnsi"/>
-        </w:rPr>
-      </w:pPr>
-      <w:r>
-        <w:rPr>
-          <w:rFonts w:asciiTheme="majorHAnsi" w:hAnsiTheme="majorHAnsi"/>
-        </w:rPr>
-        <w:t xml:space="preserve">dotnet </w:t>
-      </w:r>
-      <w:proofErr w:type="spellStart"/>
-      <w:r>
-        <w:rPr>
-          <w:rFonts w:asciiTheme="majorHAnsi" w:hAnsiTheme="majorHAnsi"/>
-        </w:rPr>
-        <w:t>ef</w:t>
-      </w:r>
-      <w:proofErr w:type="spellEnd"/>
-      <w:r>
-        <w:rPr>
-          <w:rFonts w:asciiTheme="majorHAnsi" w:hAnsiTheme="majorHAnsi"/>
-        </w:rPr>
-        <w:t xml:space="preserve"> migrations add &lt;Name&gt; creates it and dotnet </w:t>
-      </w:r>
-      <w:proofErr w:type="spellStart"/>
-      <w:r>
-        <w:rPr>
-          <w:rFonts w:asciiTheme="majorHAnsi" w:hAnsiTheme="majorHAnsi"/>
-        </w:rPr>
-        <w:t>ef</w:t>
-      </w:r>
-      <w:proofErr w:type="spellEnd"/>
-      <w:r>
-        <w:rPr>
-          <w:rFonts w:asciiTheme="majorHAnsi" w:hAnsiTheme="majorHAnsi"/>
-        </w:rPr>
-        <w:t xml:space="preserve"> database update applies pending migrations to the database.</w:t>
-      </w:r>
-    </w:p>
-    <w:p>
-      <w:pPr>
-        <w:pStyle w:val="ListBullet"/>
-        <w:rPr>
-          <w:rFonts w:asciiTheme="majorHAnsi" w:hAnsiTheme="majorHAnsi"/>
-        </w:rPr>
-      </w:pPr>
-      <w:r>
-        <w:rPr>
-          <w:rFonts w:asciiTheme="majorHAnsi" w:hAnsiTheme="majorHAnsi"/>
-        </w:rPr>
-        <w:t xml:space="preserve">Migrations are committed to source control so every environment can rebuild an identical schema; </w:t>
-      </w:r>
-      <w:proofErr w:type="spellStart"/>
-      <w:proofErr w:type="gramStart"/>
-      <w:r>
-        <w:rPr>
-          <w:rFonts w:asciiTheme="majorHAnsi" w:hAnsiTheme="majorHAnsi"/>
-        </w:rPr>
-        <w:t>context.Database.Migrate</w:t>
-      </w:r>
-      <w:proofErr w:type="spellEnd"/>
-      <w:proofErr w:type="gramEnd"/>
-      <w:r>
-        <w:rPr>
-          <w:rFonts w:asciiTheme="majorHAnsi" w:hAnsiTheme="majorHAnsi"/>
-        </w:rPr>
-        <w:t>() can apply them at startup.</w:t>
-      </w:r>
-    </w:p>
-    <w:p>
-      <w:pPr>
-        <w:pStyle w:val="Heading2"/>
-      </w:pPr>
-      <w:r>
-        <w:t>2.6 Querying with LINQ</w:t>
-      </w:r>
-    </w:p>
-    <w:p>
-      <w:pPr>
-        <w:pStyle w:val="ListBullet"/>
-        <w:rPr>
-          <w:rFonts w:asciiTheme="majorHAnsi" w:hAnsiTheme="majorHAnsi"/>
-        </w:rPr>
-      </w:pPr>
-      <w:r>
-        <w:rPr>
-          <w:rFonts w:asciiTheme="majorHAnsi" w:hAnsiTheme="majorHAnsi"/>
-        </w:rPr>
-        <w:t xml:space="preserve">LINQ queries against a </w:t>
-      </w:r>
-      <w:proofErr w:type="spellStart"/>
-      <w:r>
-        <w:rPr>
-          <w:rFonts w:asciiTheme="majorHAnsi" w:hAnsiTheme="majorHAnsi"/>
-        </w:rPr>
-        <w:t>DbSet</w:t>
-      </w:r>
-      <w:proofErr w:type="spellEnd"/>
-      <w:r>
-        <w:rPr>
-          <w:rFonts w:asciiTheme="majorHAnsi" w:hAnsiTheme="majorHAnsi"/>
-        </w:rPr>
-        <w:t xml:space="preserve"> are translated to SQL and executed only when enumerated (</w:t>
-      </w:r>
-      <w:proofErr w:type="spellStart"/>
-      <w:r>
-        <w:rPr>
-          <w:rFonts w:asciiTheme="majorHAnsi" w:hAnsiTheme="majorHAnsi"/>
-        </w:rPr>
-        <w:t>ToList</w:t>
-      </w:r>
-      <w:proofErr w:type="spellEnd"/>
-      <w:r>
-        <w:rPr>
-          <w:rFonts w:asciiTheme="majorHAnsi" w:hAnsiTheme="majorHAnsi"/>
-        </w:rPr>
-        <w:t xml:space="preserve">, </w:t>
-      </w:r>
-      <w:proofErr w:type="spellStart"/>
-      <w:r>
-        <w:rPr>
-          <w:rFonts w:asciiTheme="majorHAnsi" w:hAnsiTheme="majorHAnsi"/>
-        </w:rPr>
-        <w:t>FirstOrDefault</w:t>
-      </w:r>
-      <w:proofErr w:type="spellEnd"/>
-      <w:r>
-        <w:rPr>
-          <w:rFonts w:asciiTheme="majorHAnsi" w:hAnsiTheme="majorHAnsi"/>
-        </w:rPr>
-        <w:t>, foreach).</w:t>
-      </w:r>
-    </w:p>
-    <w:p>
-      <w:pPr>
-        <w:pStyle w:val="ListBullet"/>
-        <w:rPr>
-          <w:rFonts w:asciiTheme="majorHAnsi" w:hAnsiTheme="majorHAnsi"/>
-        </w:rPr>
-      </w:pPr>
-      <w:r>
-        <w:rPr>
-          <w:rFonts w:asciiTheme="majorHAnsi" w:hAnsiTheme="majorHAnsi"/>
-        </w:rPr>
-        <w:t xml:space="preserve">Where, </w:t>
-      </w:r>
-      <w:proofErr w:type="spellStart"/>
-      <w:r>
-        <w:rPr>
-          <w:rFonts w:asciiTheme="majorHAnsi" w:hAnsiTheme="majorHAnsi"/>
-        </w:rPr>
-        <w:t>OrderBy</w:t>
-      </w:r>
-      <w:proofErr w:type="spellEnd"/>
-      <w:r>
-        <w:rPr>
-          <w:rFonts w:asciiTheme="majorHAnsi" w:hAnsiTheme="majorHAnsi"/>
-        </w:rPr>
-        <w:t>, Select and Skip/Take compose into one round trip; Select into a DTO fetches only the needed columns.</w:t>
-      </w:r>
-    </w:p>
-    <w:p>
-      <w:pPr>
-        <w:pStyle w:val="ListBullet"/>
+        <w:ind w:left="0" w:firstLine="0"/>
         <w:rPr>
           <w:rFonts w:asciiTheme="majorHAnsi" w:hAnsiTheme="majorHAnsi"/>
         </w:rPr>
@@ -3890,206 +4201,6 @@
           <w:rFonts w:asciiTheme="majorHAnsi" w:hAnsiTheme="majorHAnsi"/>
         </w:rPr>
         <w:lastRenderedPageBreak/>
-        <w:t>Client-side evaluation of an unsupported expression throws, which pushes you to keep queries translatable.</w:t>
-      </w:r>
-    </w:p>
-    <w:p>
-      <w:pPr>
-        <w:pStyle w:val="Heading2"/>
-      </w:pPr>
-      <w:r>
-        <w:t>2.7 Change tracking</w:t>
-      </w:r>
-    </w:p>
-    <w:p>
-      <w:pPr>
-        <w:pStyle w:val="ListBullet"/>
-        <w:ind w:left="0" w:firstLine="0"/>
-        <w:rPr>
-          <w:rFonts w:asciiTheme="majorHAnsi" w:hAnsiTheme="majorHAnsi"/>
-        </w:rPr>
-      </w:pPr>
-      <w:r>
-        <w:rPr>
-          <w:rFonts w:asciiTheme="majorHAnsi" w:hAnsiTheme="majorHAnsi"/>
-        </w:rPr>
-        <w:t xml:space="preserve">Entities returned by a normal query are tracked, so modifying a property and calling </w:t>
-      </w:r>
-      <w:proofErr w:type="spellStart"/>
-      <w:r>
-        <w:rPr>
-          <w:rFonts w:asciiTheme="majorHAnsi" w:hAnsiTheme="majorHAnsi"/>
-        </w:rPr>
-        <w:t>SaveChanges</w:t>
-      </w:r>
-      <w:proofErr w:type="spellEnd"/>
-      <w:r>
-        <w:rPr>
-          <w:rFonts w:asciiTheme="majorHAnsi" w:hAnsiTheme="majorHAnsi"/>
-        </w:rPr>
-        <w:t xml:space="preserve"> is enough to persist it.</w:t>
-      </w:r>
-    </w:p>
-    <w:p>
-      <w:pPr>
-        <w:pStyle w:val="ListBullet"/>
-        <w:ind w:left="0" w:firstLine="0"/>
-        <w:rPr>
-          <w:rFonts w:asciiTheme="majorHAnsi" w:hAnsiTheme="majorHAnsi"/>
-        </w:rPr>
-      </w:pPr>
-      <w:proofErr w:type="spellStart"/>
-      <w:r>
-        <w:rPr>
-          <w:rFonts w:asciiTheme="majorHAnsi" w:hAnsiTheme="majorHAnsi"/>
-        </w:rPr>
-        <w:t>AsNoTracking</w:t>
-      </w:r>
-      <w:proofErr w:type="spellEnd"/>
-      <w:r>
-        <w:rPr>
-          <w:rFonts w:asciiTheme="majorHAnsi" w:hAnsiTheme="majorHAnsi"/>
-        </w:rPr>
-        <w:t xml:space="preserve"> skips the snapshot and is faster for read-only queries that will never be updated.</w:t>
-      </w:r>
-    </w:p>
-    <w:p>
-      <w:pPr>
-        <w:pStyle w:val="ListBullet"/>
-        <w:ind w:left="0" w:firstLine="0"/>
-        <w:rPr>
-          <w:rFonts w:asciiTheme="majorHAnsi" w:hAnsiTheme="majorHAnsi"/>
-        </w:rPr>
-      </w:pPr>
-      <w:r>
-        <w:rPr>
-          <w:rFonts w:asciiTheme="majorHAnsi" w:hAnsiTheme="majorHAnsi"/>
-        </w:rPr>
-        <w:t xml:space="preserve">Add, Update and Remove set the entity state that </w:t>
-      </w:r>
-      <w:proofErr w:type="spellStart"/>
-      <w:r>
-        <w:rPr>
-          <w:rFonts w:asciiTheme="majorHAnsi" w:hAnsiTheme="majorHAnsi"/>
-        </w:rPr>
-        <w:t>SaveChanges</w:t>
-      </w:r>
-      <w:proofErr w:type="spellEnd"/>
-      <w:r>
-        <w:rPr>
-          <w:rFonts w:asciiTheme="majorHAnsi" w:hAnsiTheme="majorHAnsi"/>
-        </w:rPr>
-        <w:t xml:space="preserve"> reads to decide which SQL command to emit.</w:t>
-      </w:r>
-    </w:p>
-    <w:p>
-      <w:pPr>
-        <w:pStyle w:val="Heading2"/>
-      </w:pPr>
-      <w:r>
-        <w:t>2.8 Loading related data</w:t>
-      </w:r>
-    </w:p>
-    <w:p>
-      <w:pPr>
-        <w:pStyle w:val="ListBullet"/>
-        <w:ind w:left="0" w:firstLine="0"/>
-        <w:rPr>
-          <w:rFonts w:asciiTheme="majorHAnsi" w:hAnsiTheme="majorHAnsi"/>
-        </w:rPr>
-      </w:pPr>
-      <w:r>
-        <w:rPr>
-          <w:rFonts w:asciiTheme="majorHAnsi" w:hAnsiTheme="majorHAnsi"/>
-        </w:rPr>
-        <w:t xml:space="preserve">Eager loading with Include pulls related rows in the same query; </w:t>
-      </w:r>
-      <w:proofErr w:type="spellStart"/>
-      <w:r>
-        <w:rPr>
-          <w:rFonts w:asciiTheme="majorHAnsi" w:hAnsiTheme="majorHAnsi"/>
-        </w:rPr>
-        <w:t>ThenInclude</w:t>
-      </w:r>
-      <w:proofErr w:type="spellEnd"/>
-      <w:r>
-        <w:rPr>
-          <w:rFonts w:asciiTheme="majorHAnsi" w:hAnsiTheme="majorHAnsi"/>
-        </w:rPr>
-        <w:t xml:space="preserve"> walks deeper into the graph.</w:t>
-      </w:r>
-    </w:p>
-    <w:p>
-      <w:pPr>
-        <w:pStyle w:val="ListBullet"/>
-        <w:ind w:left="0" w:firstLine="0"/>
-        <w:rPr>
-          <w:rFonts w:asciiTheme="majorHAnsi" w:hAnsiTheme="majorHAnsi"/>
-        </w:rPr>
-      </w:pPr>
-      <w:r>
-        <w:rPr>
-          <w:rFonts w:asciiTheme="majorHAnsi" w:hAnsiTheme="majorHAnsi"/>
-        </w:rPr>
-        <w:t xml:space="preserve">Explicit loading calls </w:t>
-      </w:r>
-      <w:proofErr w:type="spellStart"/>
-      <w:proofErr w:type="gramStart"/>
-      <w:r>
-        <w:rPr>
-          <w:rFonts w:asciiTheme="majorHAnsi" w:hAnsiTheme="majorHAnsi"/>
-        </w:rPr>
-        <w:t>context.Entry</w:t>
-      </w:r>
-      <w:proofErr w:type="spellEnd"/>
-      <w:proofErr w:type="gramEnd"/>
-      <w:r>
-        <w:rPr>
-          <w:rFonts w:asciiTheme="majorHAnsi" w:hAnsiTheme="majorHAnsi"/>
-        </w:rPr>
-        <w:t>(x</w:t>
-      </w:r>
-      <w:proofErr w:type="gramStart"/>
-      <w:r>
-        <w:rPr>
-          <w:rFonts w:asciiTheme="majorHAnsi" w:hAnsiTheme="majorHAnsi"/>
-        </w:rPr>
-        <w:t>).Collection(...).Load</w:t>
-      </w:r>
-      <w:proofErr w:type="gramEnd"/>
-      <w:r>
-        <w:rPr>
-          <w:rFonts w:asciiTheme="majorHAnsi" w:hAnsiTheme="majorHAnsi"/>
-        </w:rPr>
-        <w:t xml:space="preserve">() later, when the related data is </w:t>
-      </w:r>
-      <w:proofErr w:type="gramStart"/>
-      <w:r>
-        <w:rPr>
-          <w:rFonts w:asciiTheme="majorHAnsi" w:hAnsiTheme="majorHAnsi"/>
-        </w:rPr>
-        <w:t>actually needed</w:t>
-      </w:r>
-      <w:proofErr w:type="gramEnd"/>
-      <w:r>
-        <w:rPr>
-          <w:rFonts w:asciiTheme="majorHAnsi" w:hAnsiTheme="majorHAnsi"/>
-        </w:rPr>
-        <w:t>.</w:t>
-      </w:r>
-    </w:p>
-    <w:p>
-      <w:pPr>
-        <w:pStyle w:val="ListBullet"/>
-        <w:ind w:left="0" w:firstLine="0"/>
-        <w:rPr>
-          <w:rFonts w:asciiTheme="majorHAnsi" w:hAnsiTheme="majorHAnsi"/>
-        </w:rPr>
-      </w:pPr>
-      <w:r>
-        <w:rPr>
-          <w:rFonts w:asciiTheme="majorHAnsi" w:hAnsiTheme="majorHAnsi"/>
-        </w:rPr>
         <w:t>Lazy loading fetches on first access but needs proxies and can hide N+1 query problems, so it is used sparingly.</w:t>
       </w:r>
     </w:p>
@@ -4325,8 +4436,192 @@
         <w:pStyle w:val="Heading2"/>
       </w:pPr>
       <w:r>
+        <w:t>3.1 What React is</w:t>
+      </w:r>
+    </w:p>
+    <w:p>
+      <w:pPr>
+        <w:pStyle w:val="ListBullet"/>
+        <w:ind w:left="0" w:firstLine="0"/>
+        <w:rPr>
+          <w:rFonts w:asciiTheme="majorHAnsi" w:hAnsiTheme="majorHAnsi"/>
+        </w:rPr>
+      </w:pPr>
+      <w:r>
+        <w:rPr>
+          <w:rFonts w:asciiTheme="majorHAnsi" w:hAnsiTheme="majorHAnsi"/>
+        </w:rPr>
+        <w:t>React is a library for building user interfaces out of small, reusable components that describe what the UI should look like for a given state.</w:t>
+      </w:r>
+    </w:p>
+    <w:p>
+      <w:pPr>
+        <w:pStyle w:val="ListBullet"/>
+        <w:ind w:left="0" w:firstLine="0"/>
+        <w:rPr>
+          <w:rFonts w:asciiTheme="majorHAnsi" w:hAnsiTheme="majorHAnsi"/>
+        </w:rPr>
+      </w:pPr>
+      <w:r>
+        <w:rPr>
+          <w:rFonts w:asciiTheme="majorHAnsi" w:hAnsiTheme="majorHAnsi"/>
+        </w:rPr>
+        <w:t xml:space="preserve">It keeps a virtual representation of the DOM and updates only the parts of the real DOM that </w:t>
+      </w:r>
+      <w:proofErr w:type="gramStart"/>
+      <w:r>
+        <w:rPr>
+          <w:rFonts w:asciiTheme="majorHAnsi" w:hAnsiTheme="majorHAnsi"/>
+        </w:rPr>
+        <w:t>actually changed</w:t>
+      </w:r>
+      <w:proofErr w:type="gramEnd"/>
+      <w:r>
+        <w:rPr>
+          <w:rFonts w:asciiTheme="majorHAnsi" w:hAnsiTheme="majorHAnsi"/>
+        </w:rPr>
+        <w:t>.</w:t>
+      </w:r>
+    </w:p>
+    <w:p>
+      <w:pPr>
+        <w:pStyle w:val="ListBullet"/>
+        <w:ind w:left="0" w:firstLine="0"/>
+        <w:rPr>
+          <w:rFonts w:asciiTheme="majorHAnsi" w:hAnsiTheme="majorHAnsi"/>
+        </w:rPr>
+      </w:pPr>
+      <w:r>
+        <w:rPr>
+          <w:rFonts w:asciiTheme="majorHAnsi" w:hAnsiTheme="majorHAnsi"/>
+        </w:rPr>
+        <w:t>A single-page application swaps content in the browser via JavaScript and talks to the server through API calls rather than full page loads.</w:t>
+      </w:r>
+    </w:p>
+    <w:p>
+      <w:pPr>
+        <w:pStyle w:val="Heading2"/>
+      </w:pPr>
+      <w:r>
+        <w:t>3.2 Tooling with Vite</w:t>
+      </w:r>
+    </w:p>
+    <w:p>
+      <w:pPr>
+        <w:pStyle w:val="ListBullet"/>
+        <w:ind w:left="0" w:firstLine="0"/>
+        <w:rPr>
+          <w:rFonts w:asciiTheme="majorHAnsi" w:hAnsiTheme="majorHAnsi"/>
+        </w:rPr>
+      </w:pPr>
+      <w:r>
+        <w:rPr>
+          <w:rFonts w:asciiTheme="majorHAnsi" w:hAnsiTheme="majorHAnsi"/>
+        </w:rPr>
+        <w:t xml:space="preserve">Vite scaffolds a React + TypeScript project with </w:t>
+      </w:r>
+      <w:proofErr w:type="spellStart"/>
+      <w:r>
+        <w:rPr>
+          <w:rFonts w:asciiTheme="majorHAnsi" w:hAnsiTheme="majorHAnsi"/>
+        </w:rPr>
+        <w:t>npm</w:t>
+      </w:r>
+      <w:proofErr w:type="spellEnd"/>
+      <w:r>
+        <w:rPr>
+          <w:rFonts w:asciiTheme="majorHAnsi" w:hAnsiTheme="majorHAnsi"/>
+        </w:rPr>
+        <w:t xml:space="preserve"> create </w:t>
+      </w:r>
+      <w:proofErr w:type="spellStart"/>
+      <w:r>
+        <w:rPr>
+          <w:rFonts w:asciiTheme="majorHAnsi" w:hAnsiTheme="majorHAnsi"/>
+        </w:rPr>
+        <w:t>vite@latest</w:t>
+      </w:r>
+      <w:proofErr w:type="spellEnd"/>
+      <w:r>
+        <w:rPr>
+          <w:rFonts w:asciiTheme="majorHAnsi" w:hAnsiTheme="majorHAnsi"/>
+        </w:rPr>
+        <w:t xml:space="preserve"> and serves it with instant hot module replacement.</w:t>
+      </w:r>
+    </w:p>
+    <w:p>
+      <w:pPr>
+        <w:pStyle w:val="ListBullet"/>
+        <w:ind w:left="0" w:firstLine="0"/>
+        <w:rPr>
+          <w:rFonts w:asciiTheme="majorHAnsi" w:hAnsiTheme="majorHAnsi"/>
+        </w:rPr>
+      </w:pPr>
+      <w:proofErr w:type="spellStart"/>
+      <w:r>
+        <w:rPr>
+          <w:rFonts w:asciiTheme="majorHAnsi" w:hAnsiTheme="majorHAnsi"/>
+        </w:rPr>
+        <w:t>npm</w:t>
+      </w:r>
+      <w:proofErr w:type="spellEnd"/>
+      <w:r>
+        <w:rPr>
+          <w:rFonts w:asciiTheme="majorHAnsi" w:hAnsiTheme="majorHAnsi"/>
+        </w:rPr>
+        <w:t xml:space="preserve"> run dev starts the dev server (default port 5173) and </w:t>
+      </w:r>
+      <w:proofErr w:type="spellStart"/>
+      <w:r>
+        <w:rPr>
+          <w:rFonts w:asciiTheme="majorHAnsi" w:hAnsiTheme="majorHAnsi"/>
+        </w:rPr>
+        <w:t>npm</w:t>
+      </w:r>
+      <w:proofErr w:type="spellEnd"/>
+      <w:r>
+        <w:rPr>
+          <w:rFonts w:asciiTheme="majorHAnsi" w:hAnsiTheme="majorHAnsi"/>
+        </w:rPr>
+        <w:t xml:space="preserve"> run build produces an optimised static bundle in dist.</w:t>
+      </w:r>
+    </w:p>
+    <w:p>
+      <w:pPr>
+        <w:pStyle w:val="ListBullet"/>
+        <w:ind w:left="0" w:firstLine="0"/>
+        <w:rPr>
+          <w:rFonts w:asciiTheme="majorHAnsi" w:hAnsiTheme="majorHAnsi"/>
+        </w:rPr>
+      </w:pPr>
+      <w:r>
+        <w:rPr>
+          <w:rFonts w:asciiTheme="majorHAnsi" w:hAnsiTheme="majorHAnsi"/>
+        </w:rPr>
+        <w:t xml:space="preserve">Environment values prefixed with VITE_ are exposed to the client through </w:t>
+      </w:r>
+      <w:proofErr w:type="spellStart"/>
+      <w:r>
+        <w:rPr>
+          <w:rFonts w:asciiTheme="majorHAnsi" w:hAnsiTheme="majorHAnsi"/>
+        </w:rPr>
+        <w:t>import.meta.env</w:t>
+      </w:r>
+      <w:proofErr w:type="spellEnd"/>
+      <w:r>
+        <w:rPr>
+          <w:rFonts w:asciiTheme="majorHAnsi" w:hAnsiTheme="majorHAnsi"/>
+        </w:rPr>
+        <w:t>, e.g. the API base URL.</w:t>
+      </w:r>
+    </w:p>
+    <w:p>
+      <w:pPr>
+        <w:pStyle w:val="Heading2"/>
+      </w:pPr>
+      <w:r>
         <w:lastRenderedPageBreak/>
-        <w:t>3.1 What React is</w:t>
+        <w:t>3.3 JSX</w:t>
       </w:r>
     </w:p>
     <w:p>
@@ -4341,7 +4636,21 @@
         <w:rPr>
           <w:rFonts w:asciiTheme="majorHAnsi" w:hAnsiTheme="majorHAnsi"/>
         </w:rPr>
-        <w:t>React is a library for building user interfaces out of small, reusable components that describe what the UI should look like for a given state.</w:t>
+        <w:t xml:space="preserve">JSX is HTML-like syntax inside JavaScript that compiles to </w:t>
+      </w:r>
+      <w:proofErr w:type="spellStart"/>
+      <w:r>
+        <w:rPr>
+          <w:rFonts w:asciiTheme="majorHAnsi" w:hAnsiTheme="majorHAnsi"/>
+        </w:rPr>
+        <w:t>React.createElement</w:t>
+      </w:r>
+      <w:proofErr w:type="spellEnd"/>
+      <w:r>
+        <w:rPr>
+          <w:rFonts w:asciiTheme="majorHAnsi" w:hAnsiTheme="majorHAnsi"/>
+        </w:rPr>
+        <w:t xml:space="preserve"> calls.</w:t>
       </w:r>
     </w:p>
     <w:p>
@@ -4356,21 +4665,176 @@
         <w:rPr>
           <w:rFonts w:asciiTheme="majorHAnsi" w:hAnsiTheme="majorHAnsi"/>
         </w:rPr>
-        <w:t xml:space="preserve">It keeps a virtual representation of the DOM and updates only the parts of the real DOM that </w:t>
-      </w:r>
+        <w:t>Expressions go in curly braces, attributes use camelCase (</w:t>
+      </w:r>
+      <w:proofErr w:type="spellStart"/>
+      <w:r>
+        <w:rPr>
+          <w:rFonts w:asciiTheme="majorHAnsi" w:hAnsiTheme="majorHAnsi"/>
+        </w:rPr>
+        <w:t>className</w:t>
+      </w:r>
+      <w:proofErr w:type="spellEnd"/>
+      <w:r>
+        <w:rPr>
+          <w:rFonts w:asciiTheme="majorHAnsi" w:hAnsiTheme="majorHAnsi"/>
+        </w:rPr>
+        <w:t xml:space="preserve">, </w:t>
+      </w:r>
+      <w:proofErr w:type="spellStart"/>
+      <w:r>
+        <w:rPr>
+          <w:rFonts w:asciiTheme="majorHAnsi" w:hAnsiTheme="majorHAnsi"/>
+        </w:rPr>
+        <w:t>onClick</w:t>
+      </w:r>
+      <w:proofErr w:type="spellEnd"/>
+      <w:r>
+        <w:rPr>
+          <w:rFonts w:asciiTheme="majorHAnsi" w:hAnsiTheme="majorHAnsi"/>
+        </w:rPr>
+        <w:t>), and every element tree must have one root.</w:t>
+      </w:r>
+    </w:p>
+    <w:p>
+      <w:pPr>
+        <w:pStyle w:val="ListBullet"/>
+        <w:ind w:left="0" w:firstLine="0"/>
+        <w:rPr>
+          <w:rFonts w:asciiTheme="majorHAnsi" w:hAnsiTheme="majorHAnsi"/>
+        </w:rPr>
+      </w:pPr>
+      <w:r>
+        <w:rPr>
+          <w:rFonts w:asciiTheme="majorHAnsi" w:hAnsiTheme="majorHAnsi"/>
+        </w:rPr>
+        <w:t>Lists are rendered by mapping an array to elements, and each sibling needs a stable key prop.</w:t>
+      </w:r>
+    </w:p>
+    <w:p>
+      <w:pPr>
+        <w:pStyle w:val="Heading2"/>
+      </w:pPr>
+      <w:r>
+        <w:t>3.4 Components and props</w:t>
+      </w:r>
+    </w:p>
+    <w:p>
+      <w:pPr>
+        <w:pStyle w:val="ListBullet"/>
+        <w:ind w:left="0" w:firstLine="0"/>
+        <w:rPr>
+          <w:rFonts w:asciiTheme="majorHAnsi" w:hAnsiTheme="majorHAnsi"/>
+        </w:rPr>
+      </w:pPr>
+      <w:r>
+        <w:rPr>
+          <w:rFonts w:asciiTheme="majorHAnsi" w:hAnsiTheme="majorHAnsi"/>
+        </w:rPr>
+        <w:t>A function component is a function that takes a props object and returns JSX.</w:t>
+      </w:r>
+    </w:p>
+    <w:p>
+      <w:pPr>
+        <w:pStyle w:val="ListBullet"/>
+        <w:ind w:left="0" w:firstLine="0"/>
+        <w:rPr>
+          <w:rFonts w:asciiTheme="majorHAnsi" w:hAnsiTheme="majorHAnsi"/>
+        </w:rPr>
+      </w:pPr>
+      <w:r>
+        <w:rPr>
+          <w:rFonts w:asciiTheme="majorHAnsi" w:hAnsiTheme="majorHAnsi"/>
+        </w:rPr>
+        <w:t>Props are read-only inputs passed from parent to child; typing them with a TypeScript interface documents the contract.</w:t>
+      </w:r>
+    </w:p>
+    <w:p>
+      <w:pPr>
+        <w:pStyle w:val="ListBullet"/>
+        <w:ind w:left="0" w:firstLine="0"/>
+        <w:rPr>
+          <w:rFonts w:asciiTheme="majorHAnsi" w:hAnsiTheme="majorHAnsi"/>
+        </w:rPr>
+      </w:pPr>
+      <w:r>
+        <w:rPr>
+          <w:rFonts w:asciiTheme="majorHAnsi" w:hAnsiTheme="majorHAnsi"/>
+        </w:rPr>
+        <w:t>Composition - passing components or callbacks as props - is how behaviour is shared instead of inheritance.</w:t>
+      </w:r>
+    </w:p>
+    <w:p>
+      <w:pPr>
+        <w:pStyle w:val="Heading2"/>
+      </w:pPr>
+      <w:r>
+        <w:t xml:space="preserve">3.5 State with </w:t>
+      </w:r>
+      <w:proofErr w:type="spellStart"/>
+      <w:r>
+        <w:t>useState</w:t>
+      </w:r>
+      <w:proofErr w:type="spellEnd"/>
+    </w:p>
+    <w:p>
+      <w:pPr>
+        <w:pStyle w:val="ListBullet"/>
+        <w:ind w:left="0" w:firstLine="0"/>
+        <w:rPr>
+          <w:rFonts w:asciiTheme="majorHAnsi" w:hAnsiTheme="majorHAnsi"/>
+        </w:rPr>
+      </w:pPr>
+      <w:proofErr w:type="spellStart"/>
+      <w:r>
+        <w:rPr>
+          <w:rFonts w:asciiTheme="majorHAnsi" w:hAnsiTheme="majorHAnsi"/>
+        </w:rPr>
+        <w:t>useState</w:t>
+      </w:r>
+      <w:proofErr w:type="spellEnd"/>
+      <w:r>
+        <w:rPr>
+          <w:rFonts w:asciiTheme="majorHAnsi" w:hAnsiTheme="majorHAnsi"/>
+        </w:rPr>
+        <w:t xml:space="preserve"> returns the current value and a setter; calling the setter schedules a re-render with the new value.</w:t>
+      </w:r>
+    </w:p>
+    <w:p>
+      <w:pPr>
+        <w:pStyle w:val="ListBullet"/>
+        <w:ind w:left="0" w:firstLine="0"/>
+        <w:rPr>
+          <w:rFonts w:asciiTheme="majorHAnsi" w:hAnsiTheme="majorHAnsi"/>
+        </w:rPr>
+      </w:pPr>
+      <w:r>
+        <w:rPr>
+          <w:rFonts w:asciiTheme="majorHAnsi" w:hAnsiTheme="majorHAnsi"/>
+        </w:rPr>
+        <w:t xml:space="preserve">State updates are asynchronous and batched, so use the functional form </w:t>
+      </w:r>
+      <w:proofErr w:type="spellStart"/>
       <w:proofErr w:type="gramStart"/>
       <w:r>
         <w:rPr>
           <w:rFonts w:asciiTheme="majorHAnsi" w:hAnsiTheme="majorHAnsi"/>
         </w:rPr>
-        <w:t>actually changed</w:t>
+        <w:t>setCount</w:t>
+      </w:r>
+      <w:proofErr w:type="spellEnd"/>
+      <w:r>
+        <w:rPr>
+          <w:rFonts w:asciiTheme="majorHAnsi" w:hAnsiTheme="majorHAnsi"/>
+        </w:rPr>
+        <w:t>(</w:t>
       </w:r>
       <w:proofErr w:type="gramEnd"/>
       <w:r>
         <w:rPr>
           <w:rFonts w:asciiTheme="majorHAnsi" w:hAnsiTheme="majorHAnsi"/>
         </w:rPr>
-        <w:t>.</w:t>
+        <w:t>c =&gt; c + 1) when the next value depends on the previous one.</w:t>
       </w:r>
     </w:p>
     <w:p>
@@ -4385,7 +4849,7 @@
         <w:rPr>
           <w:rFonts w:asciiTheme="majorHAnsi" w:hAnsiTheme="majorHAnsi"/>
         </w:rPr>
-        <w:t>A single-page application swaps content in the browser via JavaScript and talks to the server through API calls rather than full page loads.</w:t>
+        <w:t>State should be the minimal source of truth; anything derivable is computed during render rather than stored.</w:t>
       </w:r>
     </w:p>
     <w:p>
@@ -4393,8 +4857,13 @@
         <w:pStyle w:val="Heading2"/>
       </w:pPr>
       <w:r>
-        <w:t>3.2 Tooling with Vite</w:t>
-      </w:r>
+        <w:t xml:space="preserve">3.6 Effects with </w:t>
+      </w:r>
+      <w:proofErr w:type="spellStart"/>
+      <w:r>
+        <w:t>useEffect</w:t>
+      </w:r>
+      <w:proofErr w:type="spellEnd"/>
     </w:p>
     <w:p>
       <w:pPr>
@@ -4404,39 +4873,19 @@
           <w:rFonts w:asciiTheme="majorHAnsi" w:hAnsiTheme="majorHAnsi"/>
         </w:rPr>
       </w:pPr>
-      <w:r>
-        <w:rPr>
-          <w:rFonts w:asciiTheme="majorHAnsi" w:hAnsiTheme="majorHAnsi"/>
-        </w:rPr>
-        <w:t xml:space="preserve">Vite scaffolds a React + TypeScript project with </w:t>
-      </w:r>
-      <w:proofErr w:type="spellStart"/>
-      <w:r>
-        <w:rPr>
-          <w:rFonts w:asciiTheme="majorHAnsi" w:hAnsiTheme="majorHAnsi"/>
-        </w:rPr>
-        <w:t>npm</w:t>
-      </w:r>
-      <w:proofErr w:type="spellEnd"/>
-      <w:r>
-        <w:rPr>
-          <w:rFonts w:asciiTheme="majorHAnsi" w:hAnsiTheme="majorHAnsi"/>
-        </w:rPr>
-        <w:t xml:space="preserve"> create </w:t>
-      </w:r>
-      <w:proofErr w:type="spellStart"/>
-      <w:r>
-        <w:rPr>
-          <w:rFonts w:asciiTheme="majorHAnsi" w:hAnsiTheme="majorHAnsi"/>
-        </w:rPr>
-        <w:t>vite@latest</w:t>
-      </w:r>
-      <w:proofErr w:type="spellEnd"/>
-      <w:r>
-        <w:rPr>
-          <w:rFonts w:asciiTheme="majorHAnsi" w:hAnsiTheme="majorHAnsi"/>
-        </w:rPr>
-        <w:t xml:space="preserve"> and serves it with instant hot module replacement.</w:t>
+      <w:proofErr w:type="spellStart"/>
+      <w:r>
+        <w:rPr>
+          <w:rFonts w:asciiTheme="majorHAnsi" w:hAnsiTheme="majorHAnsi"/>
+        </w:rPr>
+        <w:t>useEffect</w:t>
+      </w:r>
+      <w:proofErr w:type="spellEnd"/>
+      <w:r>
+        <w:rPr>
+          <w:rFonts w:asciiTheme="majorHAnsi" w:hAnsiTheme="majorHAnsi"/>
+        </w:rPr>
+        <w:t xml:space="preserve"> runs code after render for side effects such as fetching data, subscriptions or timers.</w:t>
       </w:r>
     </w:p>
     <w:p>
@@ -4447,33 +4896,25 @@
           <w:rFonts w:asciiTheme="majorHAnsi" w:hAnsiTheme="majorHAnsi"/>
         </w:rPr>
       </w:pPr>
-      <w:proofErr w:type="spellStart"/>
-      <w:r>
-        <w:rPr>
-          <w:rFonts w:asciiTheme="majorHAnsi" w:hAnsiTheme="majorHAnsi"/>
-        </w:rPr>
-        <w:t>npm</w:t>
-      </w:r>
-      <w:proofErr w:type="spellEnd"/>
-      <w:r>
-        <w:rPr>
-          <w:rFonts w:asciiTheme="majorHAnsi" w:hAnsiTheme="majorHAnsi"/>
-        </w:rPr>
-        <w:t xml:space="preserve"> run dev starts the dev server (default port 5173) and </w:t>
-      </w:r>
-      <w:proofErr w:type="spellStart"/>
-      <w:r>
-        <w:rPr>
-          <w:rFonts w:asciiTheme="majorHAnsi" w:hAnsiTheme="majorHAnsi"/>
-        </w:rPr>
-        <w:t>npm</w:t>
-      </w:r>
-      <w:proofErr w:type="spellEnd"/>
-      <w:r>
-        <w:rPr>
-          <w:rFonts w:asciiTheme="majorHAnsi" w:hAnsiTheme="majorHAnsi"/>
-        </w:rPr>
-        <w:t xml:space="preserve"> run build produces an optimised static bundle in dist.</w:t>
+      <w:r>
+        <w:rPr>
+          <w:rFonts w:asciiTheme="majorHAnsi" w:hAnsiTheme="majorHAnsi"/>
+        </w:rPr>
+        <w:t xml:space="preserve">The dependency array controls when </w:t>
+      </w:r>
+      <w:proofErr w:type="gramStart"/>
+      <w:r>
+        <w:rPr>
+          <w:rFonts w:asciiTheme="majorHAnsi" w:hAnsiTheme="majorHAnsi"/>
+        </w:rPr>
+        <w:t>it</w:t>
+      </w:r>
+      <w:proofErr w:type="gramEnd"/>
+      <w:r>
+        <w:rPr>
+          <w:rFonts w:asciiTheme="majorHAnsi" w:hAnsiTheme="majorHAnsi"/>
+        </w:rPr>
+        <w:t xml:space="preserve"> re-runs: [] means once on mount, [x] means whenever x changes.</w:t>
       </w:r>
     </w:p>
     <w:p>
@@ -4488,21 +4929,7 @@
         <w:rPr>
           <w:rFonts w:asciiTheme="majorHAnsi" w:hAnsiTheme="majorHAnsi"/>
         </w:rPr>
-        <w:t xml:space="preserve">Environment values prefixed with VITE_ are exposed to the client through </w:t>
-      </w:r>
-      <w:proofErr w:type="spellStart"/>
-      <w:r>
-        <w:rPr>
-          <w:rFonts w:asciiTheme="majorHAnsi" w:hAnsiTheme="majorHAnsi"/>
-        </w:rPr>
-        <w:t>import.meta.env</w:t>
-      </w:r>
-      <w:proofErr w:type="spellEnd"/>
-      <w:r>
-        <w:rPr>
-          <w:rFonts w:asciiTheme="majorHAnsi" w:hAnsiTheme="majorHAnsi"/>
-        </w:rPr>
-        <w:t>, e.g. the API base URL.</w:t>
+        <w:t>Returning a cleanup function cancels subscriptions or aborts requests before the next run or on unmount.</w:t>
       </w:r>
     </w:p>
     <w:p>
@@ -4510,7 +4937,7 @@
         <w:pStyle w:val="Heading2"/>
       </w:pPr>
       <w:r>
-        <w:t>3.3 JSX</w:t>
+        <w:t>3.7 Events and forms</w:t>
       </w:r>
     </w:p>
     <w:p>
@@ -4525,21 +4952,35 @@
         <w:rPr>
           <w:rFonts w:asciiTheme="majorHAnsi" w:hAnsiTheme="majorHAnsi"/>
         </w:rPr>
-        <w:t xml:space="preserve">JSX is HTML-like syntax inside JavaScript that compiles to </w:t>
-      </w:r>
-      <w:proofErr w:type="spellStart"/>
-      <w:r>
-        <w:rPr>
-          <w:rFonts w:asciiTheme="majorHAnsi" w:hAnsiTheme="majorHAnsi"/>
-        </w:rPr>
-        <w:t>React.createElement</w:t>
-      </w:r>
-      <w:proofErr w:type="spellEnd"/>
-      <w:r>
-        <w:rPr>
-          <w:rFonts w:asciiTheme="majorHAnsi" w:hAnsiTheme="majorHAnsi"/>
-        </w:rPr>
-        <w:t xml:space="preserve"> calls.</w:t>
+        <w:t xml:space="preserve">Handlers are passed as props like </w:t>
+      </w:r>
+      <w:proofErr w:type="spellStart"/>
+      <w:r>
+        <w:rPr>
+          <w:rFonts w:asciiTheme="majorHAnsi" w:hAnsiTheme="majorHAnsi"/>
+        </w:rPr>
+        <w:t>onClick</w:t>
+      </w:r>
+      <w:proofErr w:type="spellEnd"/>
+      <w:r>
+        <w:rPr>
+          <w:rFonts w:asciiTheme="majorHAnsi" w:hAnsiTheme="majorHAnsi"/>
+        </w:rPr>
+        <w:t>={</w:t>
+      </w:r>
+      <w:proofErr w:type="spellStart"/>
+      <w:r>
+        <w:rPr>
+          <w:rFonts w:asciiTheme="majorHAnsi" w:hAnsiTheme="majorHAnsi"/>
+        </w:rPr>
+        <w:t>handleClick</w:t>
+      </w:r>
+      <w:proofErr w:type="spellEnd"/>
+      <w:r>
+        <w:rPr>
+          <w:rFonts w:asciiTheme="majorHAnsi" w:hAnsiTheme="majorHAnsi"/>
+        </w:rPr>
+        <w:t>} and receive a synthetic event that works the same across browsers.</w:t>
       </w:r>
     </w:p>
     <w:p>
@@ -4554,35 +4995,21 @@
         <w:rPr>
           <w:rFonts w:asciiTheme="majorHAnsi" w:hAnsiTheme="majorHAnsi"/>
         </w:rPr>
-        <w:t>Expressions go in curly braces, attributes use camelCase (</w:t>
-      </w:r>
-      <w:proofErr w:type="spellStart"/>
-      <w:r>
-        <w:rPr>
-          <w:rFonts w:asciiTheme="majorHAnsi" w:hAnsiTheme="majorHAnsi"/>
-        </w:rPr>
-        <w:t>className</w:t>
-      </w:r>
-      <w:proofErr w:type="spellEnd"/>
-      <w:r>
-        <w:rPr>
-          <w:rFonts w:asciiTheme="majorHAnsi" w:hAnsiTheme="majorHAnsi"/>
-        </w:rPr>
-        <w:t xml:space="preserve">, </w:t>
-      </w:r>
-      <w:proofErr w:type="spellStart"/>
-      <w:r>
-        <w:rPr>
-          <w:rFonts w:asciiTheme="majorHAnsi" w:hAnsiTheme="majorHAnsi"/>
-        </w:rPr>
-        <w:t>onClick</w:t>
-      </w:r>
-      <w:proofErr w:type="spellEnd"/>
-      <w:r>
-        <w:rPr>
-          <w:rFonts w:asciiTheme="majorHAnsi" w:hAnsiTheme="majorHAnsi"/>
-        </w:rPr>
-        <w:t>), and every element tree must have one root.</w:t>
+        <w:t xml:space="preserve">A controlled input binds value to state and updates it in </w:t>
+      </w:r>
+      <w:proofErr w:type="spellStart"/>
+      <w:r>
+        <w:rPr>
+          <w:rFonts w:asciiTheme="majorHAnsi" w:hAnsiTheme="majorHAnsi"/>
+        </w:rPr>
+        <w:t>onChange</w:t>
+      </w:r>
+      <w:proofErr w:type="spellEnd"/>
+      <w:r>
+        <w:rPr>
+          <w:rFonts w:asciiTheme="majorHAnsi" w:hAnsiTheme="majorHAnsi"/>
+        </w:rPr>
+        <w:t>, keeping React as the single source of truth.</w:t>
       </w:r>
     </w:p>
     <w:p>
@@ -4597,7 +5024,23 @@
         <w:rPr>
           <w:rFonts w:asciiTheme="majorHAnsi" w:hAnsiTheme="majorHAnsi"/>
         </w:rPr>
-        <w:t>Lists are rendered by mapping an array to elements, and each sibling needs a stable key prop.</w:t>
+        <w:t xml:space="preserve">On submit, call </w:t>
+      </w:r>
+      <w:proofErr w:type="spellStart"/>
+      <w:proofErr w:type="gramStart"/>
+      <w:r>
+        <w:rPr>
+          <w:rFonts w:asciiTheme="majorHAnsi" w:hAnsiTheme="majorHAnsi"/>
+        </w:rPr>
+        <w:t>event.preventDefault</w:t>
+      </w:r>
+      <w:proofErr w:type="spellEnd"/>
+      <w:proofErr w:type="gramEnd"/>
+      <w:r>
+        <w:rPr>
+          <w:rFonts w:asciiTheme="majorHAnsi" w:hAnsiTheme="majorHAnsi"/>
+        </w:rPr>
+        <w:t>() to stop the browser reloading, then run the API call.</w:t>
       </w:r>
     </w:p>
     <w:p>
@@ -4605,7 +5048,7 @@
         <w:pStyle w:val="Heading2"/>
       </w:pPr>
       <w:r>
-        <w:t>3.4 Components and props</w:t>
+        <w:t>3.8 Conditional and list rendering</w:t>
       </w:r>
     </w:p>
     <w:p>
@@ -4620,7 +5063,7 @@
         <w:rPr>
           <w:rFonts w:asciiTheme="majorHAnsi" w:hAnsiTheme="majorHAnsi"/>
         </w:rPr>
-        <w:t>A function component is a function that takes a props object and returns JSX.</w:t>
+        <w:t>Use ternaries or short-circuit &amp;&amp; in JSX to show or hide elements based on state.</w:t>
       </w:r>
     </w:p>
     <w:p>
@@ -4635,7 +5078,7 @@
         <w:rPr>
           <w:rFonts w:asciiTheme="majorHAnsi" w:hAnsiTheme="majorHAnsi"/>
         </w:rPr>
-        <w:t>Props are read-only inputs passed from parent to child; typing them with a TypeScript interface documents the contract.</w:t>
+        <w:t>Render loading, empty and error states explicitly so the UI is never blank while a request is pending.</w:t>
       </w:r>
     </w:p>
     <w:p>
@@ -4650,7 +5093,7 @@
         <w:rPr>
           <w:rFonts w:asciiTheme="majorHAnsi" w:hAnsiTheme="majorHAnsi"/>
         </w:rPr>
-        <w:t>Composition - passing components or callbacks as props - is how behaviour is shared instead of inheritance.</w:t>
+        <w:t>Keys must be stable and unique (the item id), never the array index when the list can reorder.</w:t>
       </w:r>
     </w:p>
     <w:p>
@@ -4658,339 +5101,7 @@
         <w:pStyle w:val="Heading2"/>
       </w:pPr>
       <w:r>
-        <w:t xml:space="preserve">3.5 State with </w:t>
-      </w:r>
-      <w:proofErr w:type="spellStart"/>
-      <w:r>
-        <w:t>useState</w:t>
-      </w:r>
-      <w:proofErr w:type="spellEnd"/>
-    </w:p>
-    <w:p>
-      <w:pPr>
-        <w:pStyle w:val="ListBullet"/>
-        <w:ind w:left="0" w:firstLine="0"/>
-        <w:rPr>
-          <w:rFonts w:asciiTheme="majorHAnsi" w:hAnsiTheme="majorHAnsi"/>
-        </w:rPr>
-      </w:pPr>
-      <w:proofErr w:type="spellStart"/>
-      <w:r>
-        <w:rPr>
-          <w:rFonts w:asciiTheme="majorHAnsi" w:hAnsiTheme="majorHAnsi"/>
-        </w:rPr>
-        <w:t>useState</w:t>
-      </w:r>
-      <w:proofErr w:type="spellEnd"/>
-      <w:r>
-        <w:rPr>
-          <w:rFonts w:asciiTheme="majorHAnsi" w:hAnsiTheme="majorHAnsi"/>
-        </w:rPr>
-        <w:t xml:space="preserve"> returns the current value and a setter; calling the setter schedules a re-render with the new value.</w:t>
-      </w:r>
-    </w:p>
-    <w:p>
-      <w:pPr>
-        <w:pStyle w:val="ListBullet"/>
-        <w:ind w:left="0" w:firstLine="0"/>
-        <w:rPr>
-          <w:rFonts w:asciiTheme="majorHAnsi" w:hAnsiTheme="majorHAnsi"/>
-        </w:rPr>
-      </w:pPr>
-      <w:r>
-        <w:rPr>
-          <w:rFonts w:asciiTheme="majorHAnsi" w:hAnsiTheme="majorHAnsi"/>
-        </w:rPr>
-        <w:t xml:space="preserve">State updates are asynchronous and batched, so use the functional form </w:t>
-      </w:r>
-      <w:proofErr w:type="spellStart"/>
-      <w:proofErr w:type="gramStart"/>
-      <w:r>
-        <w:rPr>
-          <w:rFonts w:asciiTheme="majorHAnsi" w:hAnsiTheme="majorHAnsi"/>
-        </w:rPr>
-        <w:t>setCount</w:t>
-      </w:r>
-      <w:proofErr w:type="spellEnd"/>
-      <w:r>
-        <w:rPr>
-          <w:rFonts w:asciiTheme="majorHAnsi" w:hAnsiTheme="majorHAnsi"/>
-        </w:rPr>
-        <w:t>(</w:t>
-      </w:r>
-      <w:proofErr w:type="gramEnd"/>
-      <w:r>
-        <w:rPr>
-          <w:rFonts w:asciiTheme="majorHAnsi" w:hAnsiTheme="majorHAnsi"/>
-        </w:rPr>
-        <w:t>c =&gt; c + 1) when the next value depends on the previous one.</w:t>
-      </w:r>
-    </w:p>
-    <w:p>
-      <w:pPr>
-        <w:pStyle w:val="ListBullet"/>
-        <w:ind w:left="0" w:firstLine="0"/>
-        <w:rPr>
-          <w:rFonts w:asciiTheme="majorHAnsi" w:hAnsiTheme="majorHAnsi"/>
-        </w:rPr>
-      </w:pPr>
-      <w:r>
-        <w:rPr>
-          <w:rFonts w:asciiTheme="majorHAnsi" w:hAnsiTheme="majorHAnsi"/>
-        </w:rPr>
-        <w:t>State should be the minimal source of truth; anything derivable is computed during render rather than stored.</w:t>
-      </w:r>
-    </w:p>
-    <w:p>
-      <w:pPr>
-        <w:pStyle w:val="Heading2"/>
-      </w:pPr>
-      <w:r>
         <w:lastRenderedPageBreak/>
-        <w:t xml:space="preserve">3.6 Effects with </w:t>
-      </w:r>
-      <w:proofErr w:type="spellStart"/>
-      <w:r>
-        <w:t>useEffect</w:t>
-      </w:r>
-      <w:proofErr w:type="spellEnd"/>
-    </w:p>
-    <w:p>
-      <w:pPr>
-        <w:pStyle w:val="ListBullet"/>
-        <w:ind w:left="0" w:firstLine="0"/>
-        <w:rPr>
-          <w:rFonts w:asciiTheme="majorHAnsi" w:hAnsiTheme="majorHAnsi"/>
-        </w:rPr>
-      </w:pPr>
-      <w:proofErr w:type="spellStart"/>
-      <w:r>
-        <w:rPr>
-          <w:rFonts w:asciiTheme="majorHAnsi" w:hAnsiTheme="majorHAnsi"/>
-        </w:rPr>
-        <w:t>useEffect</w:t>
-      </w:r>
-      <w:proofErr w:type="spellEnd"/>
-      <w:r>
-        <w:rPr>
-          <w:rFonts w:asciiTheme="majorHAnsi" w:hAnsiTheme="majorHAnsi"/>
-        </w:rPr>
-        <w:t xml:space="preserve"> runs code after render for side effects such as fetching data, subscriptions or timers.</w:t>
-      </w:r>
-    </w:p>
-    <w:p>
-      <w:pPr>
-        <w:pStyle w:val="ListBullet"/>
-        <w:ind w:left="0" w:firstLine="0"/>
-        <w:rPr>
-          <w:rFonts w:asciiTheme="majorHAnsi" w:hAnsiTheme="majorHAnsi"/>
-        </w:rPr>
-      </w:pPr>
-      <w:r>
-        <w:rPr>
-          <w:rFonts w:asciiTheme="majorHAnsi" w:hAnsiTheme="majorHAnsi"/>
-        </w:rPr>
-        <w:t xml:space="preserve">The dependency array controls when </w:t>
-      </w:r>
-      <w:proofErr w:type="gramStart"/>
-      <w:r>
-        <w:rPr>
-          <w:rFonts w:asciiTheme="majorHAnsi" w:hAnsiTheme="majorHAnsi"/>
-        </w:rPr>
-        <w:t>it</w:t>
-      </w:r>
-      <w:proofErr w:type="gramEnd"/>
-      <w:r>
-        <w:rPr>
-          <w:rFonts w:asciiTheme="majorHAnsi" w:hAnsiTheme="majorHAnsi"/>
-        </w:rPr>
-        <w:t xml:space="preserve"> re-runs: [] means once on mount, [x] means whenever x changes.</w:t>
-      </w:r>
-    </w:p>
-    <w:p>
-      <w:pPr>
-        <w:pStyle w:val="ListBullet"/>
-        <w:ind w:left="0" w:firstLine="0"/>
-        <w:rPr>
-          <w:rFonts w:asciiTheme="majorHAnsi" w:hAnsiTheme="majorHAnsi"/>
-        </w:rPr>
-      </w:pPr>
-      <w:r>
-        <w:rPr>
-          <w:rFonts w:asciiTheme="majorHAnsi" w:hAnsiTheme="majorHAnsi"/>
-        </w:rPr>
-        <w:t>Returning a cleanup function cancels subscriptions or aborts requests before the next run or on unmount.</w:t>
-      </w:r>
-    </w:p>
-    <w:p>
-      <w:pPr>
-        <w:pStyle w:val="Heading2"/>
-      </w:pPr>
-      <w:r>
-        <w:t>3.7 Events and forms</w:t>
-      </w:r>
-    </w:p>
-    <w:p>
-      <w:pPr>
-        <w:pStyle w:val="ListBullet"/>
-        <w:ind w:left="0" w:firstLine="0"/>
-        <w:rPr>
-          <w:rFonts w:asciiTheme="majorHAnsi" w:hAnsiTheme="majorHAnsi"/>
-        </w:rPr>
-      </w:pPr>
-      <w:r>
-        <w:rPr>
-          <w:rFonts w:asciiTheme="majorHAnsi" w:hAnsiTheme="majorHAnsi"/>
-        </w:rPr>
-        <w:t xml:space="preserve">Handlers are passed as props like </w:t>
-      </w:r>
-      <w:proofErr w:type="spellStart"/>
-      <w:r>
-        <w:rPr>
-          <w:rFonts w:asciiTheme="majorHAnsi" w:hAnsiTheme="majorHAnsi"/>
-        </w:rPr>
-        <w:t>onClick</w:t>
-      </w:r>
-      <w:proofErr w:type="spellEnd"/>
-      <w:r>
-        <w:rPr>
-          <w:rFonts w:asciiTheme="majorHAnsi" w:hAnsiTheme="majorHAnsi"/>
-        </w:rPr>
-        <w:t>={</w:t>
-      </w:r>
-      <w:proofErr w:type="spellStart"/>
-      <w:r>
-        <w:rPr>
-          <w:rFonts w:asciiTheme="majorHAnsi" w:hAnsiTheme="majorHAnsi"/>
-        </w:rPr>
-        <w:t>handleClick</w:t>
-      </w:r>
-      <w:proofErr w:type="spellEnd"/>
-      <w:r>
-        <w:rPr>
-          <w:rFonts w:asciiTheme="majorHAnsi" w:hAnsiTheme="majorHAnsi"/>
-        </w:rPr>
-        <w:t>} and receive a synthetic event that works the same across browsers.</w:t>
-      </w:r>
-    </w:p>
-    <w:p>
-      <w:pPr>
-        <w:pStyle w:val="ListBullet"/>
-        <w:ind w:left="0" w:firstLine="0"/>
-        <w:rPr>
-          <w:rFonts w:asciiTheme="majorHAnsi" w:hAnsiTheme="majorHAnsi"/>
-        </w:rPr>
-      </w:pPr>
-      <w:r>
-        <w:rPr>
-          <w:rFonts w:asciiTheme="majorHAnsi" w:hAnsiTheme="majorHAnsi"/>
-        </w:rPr>
-        <w:t xml:space="preserve">A controlled input binds value to state and updates it in </w:t>
-      </w:r>
-      <w:proofErr w:type="spellStart"/>
-      <w:r>
-        <w:rPr>
-          <w:rFonts w:asciiTheme="majorHAnsi" w:hAnsiTheme="majorHAnsi"/>
-        </w:rPr>
-        <w:t>onChange</w:t>
-      </w:r>
-      <w:proofErr w:type="spellEnd"/>
-      <w:r>
-        <w:rPr>
-          <w:rFonts w:asciiTheme="majorHAnsi" w:hAnsiTheme="majorHAnsi"/>
-        </w:rPr>
-        <w:t>, keeping React as the single source of truth.</w:t>
-      </w:r>
-    </w:p>
-    <w:p>
-      <w:pPr>
-        <w:pStyle w:val="ListBullet"/>
-        <w:ind w:left="0" w:firstLine="0"/>
-        <w:rPr>
-          <w:rFonts w:asciiTheme="majorHAnsi" w:hAnsiTheme="majorHAnsi"/>
-        </w:rPr>
-      </w:pPr>
-      <w:r>
-        <w:rPr>
-          <w:rFonts w:asciiTheme="majorHAnsi" w:hAnsiTheme="majorHAnsi"/>
-        </w:rPr>
-        <w:t xml:space="preserve">On submit, call </w:t>
-      </w:r>
-      <w:proofErr w:type="spellStart"/>
-      <w:proofErr w:type="gramStart"/>
-      <w:r>
-        <w:rPr>
-          <w:rFonts w:asciiTheme="majorHAnsi" w:hAnsiTheme="majorHAnsi"/>
-        </w:rPr>
-        <w:t>event.preventDefault</w:t>
-      </w:r>
-      <w:proofErr w:type="spellEnd"/>
-      <w:proofErr w:type="gramEnd"/>
-      <w:r>
-        <w:rPr>
-          <w:rFonts w:asciiTheme="majorHAnsi" w:hAnsiTheme="majorHAnsi"/>
-        </w:rPr>
-        <w:t>() to stop the browser reloading, then run the API call.</w:t>
-      </w:r>
-    </w:p>
-    <w:p>
-      <w:pPr>
-        <w:pStyle w:val="Heading2"/>
-      </w:pPr>
-      <w:r>
-        <w:t>3.8 Conditional and list rendering</w:t>
-      </w:r>
-    </w:p>
-    <w:p>
-      <w:pPr>
-        <w:pStyle w:val="ListBullet"/>
-        <w:ind w:left="0" w:firstLine="0"/>
-        <w:rPr>
-          <w:rFonts w:asciiTheme="majorHAnsi" w:hAnsiTheme="majorHAnsi"/>
-        </w:rPr>
-      </w:pPr>
-      <w:r>
-        <w:rPr>
-          <w:rFonts w:asciiTheme="majorHAnsi" w:hAnsiTheme="majorHAnsi"/>
-        </w:rPr>
-        <w:t>Use ternaries or short-circuit &amp;&amp; in JSX to show or hide elements based on state.</w:t>
-      </w:r>
-    </w:p>
-    <w:p>
-      <w:pPr>
-        <w:pStyle w:val="ListBullet"/>
-        <w:ind w:left="0" w:firstLine="0"/>
-        <w:rPr>
-          <w:rFonts w:asciiTheme="majorHAnsi" w:hAnsiTheme="majorHAnsi"/>
-        </w:rPr>
-      </w:pPr>
-      <w:r>
-        <w:rPr>
-          <w:rFonts w:asciiTheme="majorHAnsi" w:hAnsiTheme="majorHAnsi"/>
-        </w:rPr>
-        <w:t>Render loading, empty and error states explicitly so the UI is never blank while a request is pending.</w:t>
-      </w:r>
-    </w:p>
-    <w:p>
-      <w:pPr>
-        <w:pStyle w:val="ListBullet"/>
-        <w:ind w:left="0" w:firstLine="0"/>
-        <w:rPr>
-          <w:rFonts w:asciiTheme="majorHAnsi" w:hAnsiTheme="majorHAnsi"/>
-        </w:rPr>
-      </w:pPr>
-      <w:r>
-        <w:rPr>
-          <w:rFonts w:asciiTheme="majorHAnsi" w:hAnsiTheme="majorHAnsi"/>
-        </w:rPr>
-        <w:t>Keys must be stable and unique (the item id), never the array index when the list can reorder.</w:t>
-      </w:r>
-    </w:p>
-    <w:p>
-      <w:pPr>
-        <w:pStyle w:val="Heading2"/>
-      </w:pPr>
-      <w:r>
         <w:t>3.9 Fetching data from an API</w:t>
       </w:r>
     </w:p>
@@ -6621,6 +6732,7 @@
   <w:style w:type="character" w:default="1" w:styleId="DefaultParagraphFont">
     <w:name w:val="Default Paragraph Font"/>
     <w:uiPriority w:val="1"/>
+    <w:semiHidden/>
     <w:unhideWhenUsed/>
   </w:style>
   <w:style w:type="table" w:default="1" w:styleId="TableNormal">
